--- a/tillsyn/A 63363-2025 tillsynsbegäran.docx
+++ b/tillsyn/A 63363-2025 tillsynsbegäran.docx
@@ -229,7 +229,7 @@
     <w:r>
       <w:tab/>
       <w:tab/>
-      <w:t>2026-01-16</w:t>
+      <w:t>2026-01-17</w:t>
       <w:br/>
       <w:br/>
     </w:r>

--- a/tillsyn/A 63363-2025 tillsynsbegäran.docx
+++ b/tillsyn/A 63363-2025 tillsynsbegäran.docx
@@ -229,7 +229,7 @@
     <w:r>
       <w:tab/>
       <w:tab/>
-      <w:t>2026-01-17</w:t>
+      <w:t>2026-01-18</w:t>
       <w:br/>
       <w:br/>
     </w:r>

--- a/tillsyn/A 63363-2025 tillsynsbegäran.docx
+++ b/tillsyn/A 63363-2025 tillsynsbegäran.docx
@@ -229,7 +229,7 @@
     <w:r>
       <w:tab/>
       <w:tab/>
-      <w:t>2026-01-18</w:t>
+      <w:t>2026-01-19</w:t>
       <w:br/>
       <w:br/>
     </w:r>

--- a/tillsyn/A 63363-2025 tillsynsbegäran.docx
+++ b/tillsyn/A 63363-2025 tillsynsbegäran.docx
@@ -229,7 +229,7 @@
     <w:r>
       <w:tab/>
       <w:tab/>
-      <w:t>2026-01-19</w:t>
+      <w:t>2026-01-20</w:t>
       <w:br/>
       <w:br/>
     </w:r>

--- a/tillsyn/A 63363-2025 tillsynsbegäran.docx
+++ b/tillsyn/A 63363-2025 tillsynsbegäran.docx
@@ -229,7 +229,7 @@
     <w:r>
       <w:tab/>
       <w:tab/>
-      <w:t>2026-01-20</w:t>
+      <w:t>2026-01-21</w:t>
       <w:br/>
       <w:br/>
     </w:r>

--- a/tillsyn/A 63363-2025 tillsynsbegäran.docx
+++ b/tillsyn/A 63363-2025 tillsynsbegäran.docx
@@ -229,7 +229,7 @@
     <w:r>
       <w:tab/>
       <w:tab/>
-      <w:t>2026-01-21</w:t>
+      <w:t>2026-01-23</w:t>
       <w:br/>
       <w:br/>
     </w:r>

--- a/tillsyn/A 63363-2025 tillsynsbegäran.docx
+++ b/tillsyn/A 63363-2025 tillsynsbegäran.docx
@@ -229,7 +229,7 @@
     <w:r>
       <w:tab/>
       <w:tab/>
-      <w:t>2026-01-23</w:t>
+      <w:t>2026-01-24</w:t>
       <w:br/>
       <w:br/>
     </w:r>

--- a/tillsyn/A 63363-2025 tillsynsbegäran.docx
+++ b/tillsyn/A 63363-2025 tillsynsbegäran.docx
@@ -229,7 +229,7 @@
     <w:r>
       <w:tab/>
       <w:tab/>
-      <w:t>2026-01-24</w:t>
+      <w:t>2026-01-25</w:t>
       <w:br/>
       <w:br/>
     </w:r>

--- a/tillsyn/A 63363-2025 tillsynsbegäran.docx
+++ b/tillsyn/A 63363-2025 tillsynsbegäran.docx
@@ -229,7 +229,7 @@
     <w:r>
       <w:tab/>
       <w:tab/>
-      <w:t>2026-01-25</w:t>
+      <w:t>2026-01-26</w:t>
       <w:br/>
       <w:br/>
     </w:r>

--- a/tillsyn/A 63363-2025 tillsynsbegäran.docx
+++ b/tillsyn/A 63363-2025 tillsynsbegäran.docx
@@ -229,7 +229,7 @@
     <w:r>
       <w:tab/>
       <w:tab/>
-      <w:t>2026-01-26</w:t>
+      <w:t>2026-01-27</w:t>
       <w:br/>
       <w:br/>
     </w:r>

--- a/tillsyn/A 63363-2025 tillsynsbegäran.docx
+++ b/tillsyn/A 63363-2025 tillsynsbegäran.docx
@@ -7,7 +7,7 @@
         <w:pStyle w:val="Title"/>
       </w:pPr>
       <w:r>
-        <w:t>Tillsynsbegäran – information om höga naturvärden i avverkningsanmälan A 63363-2025 i Åre kommun</w:t>
+        <w:t>Tillsynsbegäran – information om höga naturvärden och fridlysta arter i avverkningsanmälan A 63363-2025 i Åre kommun</w:t>
       </w:r>
     </w:p>
     <w:p>
@@ -22,7 +22,7 @@
     </w:p>
     <w:p>
       <w:r>
-        <w:t>Nedan beskrivs fynd av naturvårdsarter som gjorts i det avverkningsanmälda området.</w:t>
+        <w:t>Nedan beskrivs fynd av naturvårdsarter och fridlysta arter som gjorts i det avverkningsanmälda området. I BILAGA 1 finns artfakta om fridlysta och rödlistade arter.</w:t>
       </w:r>
     </w:p>
     <w:p>
@@ -35,7 +35,7 @@
     </w:p>
     <w:p>
       <w:r>
-        <w:t>I avverkningsanmälan har följande 1 naturvårdsarter hittats: garnlav (NT). Av dessa är 1 rödlistade. För rödlistade arter har rödlistekategorin angivits inom parentes.</w:t>
+        <w:t>I avverkningsanmälan har följande 5 naturvårdsarter hittats: tallbit (VU, §4), garnlav (NT), granticka (NT), lunglav (NT) och mjölig dropplav (NT). Av dessa är 5 rödlistade. För rödlistade arter har rödlistekategorin angivits inom parentes. För fridlysta arter anges även paragrafen i Artskyddsförordningen som arten är fridlyst enligt.</w:t>
       </w:r>
     </w:p>
     <w:p>
@@ -101,6 +101,292 @@
         <w:t xml:space="preserve"> är en utpräglad barrskogsart som ibland kan drapera träden i norrländska grannaturskogar med hög luftfuktighet. Den förekommer även i talldominerade bestånd där den, förutom i trädens grenverk, påträffas hängande över ojämnheter i tallbarken. Arten har minskat starkt i södra och mellersta Sverige och den minskar även i sitt nordliga utbredningsområde. Orsaken till tillbakagången beror främst på slutavverkningar av naturskogsartade skogar. Bestånd med riklig förekomst bör regelmässigt sparas. Garnlav är värdväxt för den mycket sällsynta och akut hotade fjärilen barrskogslavfly (CR) som hör hemma i boreala barrskogar med riklig förekomst av värdväxten. Tidigare kunde arten konstateras årligen på flera platser vid Dala-Floda i Dalarna innan lokalerna kalavverkades. Senaste fyndet i landet av barrskogslavfly är från år 2000 då den påträffades vid Högberget i Sollefteå kommun (SLU Artdatabanken, 2024).</w:t>
       </w:r>
     </w:p>
+    <w:p>
+      <w:r>
+        <w:rPr>
+          <w:b/>
+        </w:rPr>
+        <w:t>Granticka (NT)</w:t>
+      </w:r>
+      <w:r>
+        <w:t xml:space="preserve"> förekommer främst i äldre skogar med naturskogskaraktär, liksom i dimensionsavverkade och plockhuggna skogar. I äldre grannaturskog i norra Sverige är den alltjämt en förhållandevis vanlig karaktärsart, medan den längre söderut blir allt mer sällsynt. I Götaland och delar av Svealand är den en god signalart för skyddsvärda granskogsmiljöer. Arten bedöms ha minskat starkt under senare år på grund av skogsavverkningar, då den framför allt växer i äldre granskog med långvarig grankontinuitet. I urskogsliknande bestånd i norra Sverige kan ibland påträffas den mycket sällsynta tickan grantickeporing (VU), som lever på döda grantickor (SLU Artdatabanken, 2024; Nitare &amp; Skogsstyrelsen, 2019).</w:t>
+      </w:r>
+    </w:p>
+    <w:p>
+      <w:r>
+        <w:rPr>
+          <w:b/>
+        </w:rPr>
+        <w:t>Lunglav (NT)</w:t>
+      </w:r>
+      <w:r>
+        <w:t xml:space="preserve"> är en av vårt lands främsta signalarter som överallt indikerar gamla lövträd, skogsbestånd med höga naturvärden och ekosystem med lång skoglig kontinuitet. Lokalt kan förekomsten vara mycket riklig men den hittas nästan enbart i gamla och ej slutavverkade skogar. Artens samtliga förekomster bör uppmärksammas från naturvårdssynpunkt, då många lokaler även hyser andra ovanliga och rödlistade arter. Rikliga förekomster bör skyddas med biotopskydd, frivilliga avsättningar eller reservat. Det finns ett antal sällsynta lavparasiter som växer på lunglav: lunglavsknapp (VU), skrovelmössing (DD), lunglavshårprick (DD), </w:t>
+      </w:r>
+      <w:r>
+        <w:rPr>
+          <w:i/>
+        </w:rPr>
+        <w:t>Calycina alstrupii</w:t>
+      </w:r>
+      <w:r>
+        <w:t xml:space="preserve"> (NA) och </w:t>
+      </w:r>
+      <w:r>
+        <w:rPr>
+          <w:i/>
+        </w:rPr>
+        <w:t>Chalara lobariae</w:t>
+      </w:r>
+      <w:r>
+        <w:t xml:space="preserve"> (NA) (SLU Artdatabanken, 2025; SLU Artdatabanken, 2024; Nitare &amp; Skogsstyrelsen, 2019).</w:t>
+      </w:r>
+    </w:p>
+    <w:p>
+      <w:r>
+        <w:rPr>
+          <w:b/>
+        </w:rPr>
+        <w:t>Mjölig dropplav (NT)</w:t>
+      </w:r>
+      <w:r>
+        <w:t xml:space="preserve"> växer på gamla granar i boreala granskogar med lång trädkontinuitet och hög luftfuktighet. Avverkning liksom även kraftig utglesning av skog på eller i omedelbar närhet av lokalerna utgör ett hot. Bördiga sumpgranskogar med hög och jämn luftfuktighet bör inte avverkas (SLU Artdatabanken, 2024).</w:t>
+      </w:r>
+    </w:p>
+    <w:p>
+      <w:pPr>
+        <w:pStyle w:val="Heading1"/>
+      </w:pPr>
+      <w:r>
+        <w:t>Fridlysta arter</w:t>
+      </w:r>
+    </w:p>
+    <w:p>
+      <w:r>
+        <w:t>Följande fridlysta arter har sina livsmiljöer och växtplatser i den avverkningsanmälda skogen: tallbit (VU, §4).</w:t>
+      </w:r>
+    </w:p>
+    <w:p>
+      <w:r>
+        <w:t xml:space="preserve">Observera att medlemsländerna är skyldiga att agera i enlighet med EU:s fågeldirektiv där det uttryckligen står att direktivet gäller för fåglar samt för deras ägg, bon och </w:t>
+      </w:r>
+      <w:r>
+        <w:rPr>
+          <w:b/>
+        </w:rPr>
+        <w:t xml:space="preserve">livsmiljöer </w:t>
+      </w:r>
+      <w:r>
+        <w:t>(artikel 1). Vidare att de åtgärder som vidtas inte får leda till en försämring av den nuvarande situationen beträffande bevarandet av de fågelarter som avses i artikel 1 (artikel 13). Fågeldirektivet är styrande för tillsynsansvariga myndigheters ärendehantering, ställningstaganden och beslutsfattande.</w:t>
+      </w:r>
+    </w:p>
+    <w:p>
+      <w:r>
+        <w:rPr>
+          <w:b/>
+        </w:rPr>
+        <w:t>Tallbit (VU, §4)</w:t>
+      </w:r>
+      <w:r>
+        <w:t>, rödlistad som sårbar och prioriterad art i Skogsvårdslagen, har minskat med 25–75 % de senaste 30 åren. Tallbit ställer höga krav på sin livsmiljö och permanent förekomst av häckande tallbit finns huvudsakligen i gammal grandominerad barrblandskog av naturskogskaraktär. Reviren är relativt stora (12–75 hektar) och arten saknas i områden med storskaligt skogsbruk med hög andel stora hyggen och täta ungskogar. Områden med dokumenterad permanent förekomst har vanligtvis så stora naturvärden att skogsbruk är olämpligt (SLU Artdatabanken, 2024; Skogsstyrelsen, 2016). Observationer av tallbit i naturskog eller under häckningstid måste alltid utredas.</w:t>
+      </w:r>
+    </w:p>
+    <w:p>
+      <w:r>
+        <w:t>I BILAGA 1 finns mer detaljerad information om ekologi samt krav på livsmiljö hos fridlysta arter.</w:t>
+      </w:r>
+    </w:p>
+    <w:p>
+      <w:r>
+        <w:br w:type="page"/>
+      </w:r>
+    </w:p>
+    <w:p>
+      <w:pPr>
+        <w:pStyle w:val="Title"/>
+      </w:pPr>
+      <w:r>
+        <w:t>BILAGA 1 –</w:t>
+        <w:br/>
+        <w:t>Fridlysta och rödlistade arter</w:t>
+      </w:r>
+    </w:p>
+    <w:p>
+      <w:pPr>
+        <w:pStyle w:val="Heading1"/>
+      </w:pPr>
+      <w:r>
+        <w:t>Lunglav – ekologi samt krav på livsmiljön</w:t>
+      </w:r>
+    </w:p>
+    <w:p>
+      <w:r>
+        <w:t>Lunglav (NT) är en av vårt lands främsta signalarter som överallt indikerar gamla lövträd, skogsbestånd med höga naturvärden och ekosystem med lång skoglig kontinuitet. Lokalt kan förekomsten vara mycket riklig men den hittas nästan enbart i gamla och ej slutavverkade skogar. Artens samtliga förekomster bör uppmärksammas från naturvårdssynpunkt, då många lokaler även hyser andra ovanliga och rödlistade arter. Rikliga förekomster bör skyddas med biotopskydd, frivilliga avsättningar eller reservat (SLU Artdatabanken, 2024; Nitare &amp; Skogsstyrelsen, 2019).</w:t>
+      </w:r>
+    </w:p>
+    <w:p>
+      <w:r>
+        <w:t xml:space="preserve">På lunglav kan man sällsynt finna små svarta skivlika bildningar som liknar apothecier men som är en parasitisk svamp, Lunglavsknapp </w:t>
+      </w:r>
+      <w:r>
+        <w:rPr>
+          <w:i/>
+        </w:rPr>
+        <w:t>Plectocarpon lichenum</w:t>
+      </w:r>
+      <w:r>
+        <w:t xml:space="preserve"> (VU). Det finns ytterligare ett antal parasiter vilka bara förekommer på lunglav: Skrovelmössing </w:t>
+      </w:r>
+      <w:r>
+        <w:rPr>
+          <w:i/>
+        </w:rPr>
+        <w:t>Dactylospora lobariella</w:t>
+      </w:r>
+      <w:r>
+        <w:t xml:space="preserve"> (rödlistad som Kunskapsbrist DD) och Lunglavshårprick </w:t>
+      </w:r>
+      <w:r>
+        <w:rPr>
+          <w:i/>
+        </w:rPr>
+        <w:t>Niesslia lobariae</w:t>
+      </w:r>
+      <w:r>
+        <w:t xml:space="preserve"> (rödlistad som Kunskapsbrist DD). Skrovelmössing (DD) har små svarta apothecier och bruna, 1-septerade sporer och Lunglavshårprick (DD) har brunhåriga perithecier och färglösa, 1-septerade sporer. Nyligen har ytterligare två lavparasiter påträffats i Sverige som växer på lunglav: </w:t>
+      </w:r>
+      <w:r>
+        <w:rPr>
+          <w:i/>
+        </w:rPr>
+        <w:t>Calycina alstrupii</w:t>
+      </w:r>
+      <w:r>
+        <w:t xml:space="preserve"> (NA) och </w:t>
+      </w:r>
+      <w:r>
+        <w:rPr>
+          <w:i/>
+        </w:rPr>
+        <w:t>Chalara lobariae</w:t>
+      </w:r>
+      <w:r>
+        <w:t xml:space="preserve"> (NA) (SLU Artdatabanken, 2025; SLU Artdatabanken, 2024; Nitare &amp; Skogsstyrelsen, 2019).</w:t>
+      </w:r>
+    </w:p>
+    <w:p>
+      <w:pPr>
+        <w:pStyle w:val="Heading2"/>
+      </w:pPr>
+      <w:r>
+        <w:t>Referenser – lunglav</w:t>
+      </w:r>
+    </w:p>
+    <w:p>
+      <w:r>
+        <w:t xml:space="preserve">Nitare, J. och Skogsstyrelsen, 2019. </w:t>
+      </w:r>
+      <w:r>
+        <w:rPr>
+          <w:i/>
+        </w:rPr>
+        <w:t xml:space="preserve">Skyddsvärd skog – Naturvårdsarter och andra kriterier för naturvärdesbedömning. </w:t>
+      </w:r>
+      <w:r>
+        <w:t>Skogsstyrelsen.</w:t>
+      </w:r>
+    </w:p>
+    <w:p>
+      <w:r>
+        <w:t xml:space="preserve">SLU Artdatabanken, 2024. </w:t>
+      </w:r>
+      <w:r>
+        <w:rPr>
+          <w:i/>
+        </w:rPr>
+        <w:t xml:space="preserve">Artfaktablad. Naturvård – artfakta. </w:t>
+      </w:r>
+      <w:r>
+        <w:t>SLU Artdatabanken, Uppsala.</w:t>
+      </w:r>
+    </w:p>
+    <w:p>
+      <w:r>
+        <w:t xml:space="preserve">SLU Artdatabanken, 2025. </w:t>
+      </w:r>
+      <w:r>
+        <w:rPr>
+          <w:i/>
+        </w:rPr>
+        <w:t xml:space="preserve">Över 20 nya lavparasiter för Sverige. </w:t>
+      </w:r>
+      <w:r>
+        <w:t>https://www.slu.se/artdatabanken/arter-och-natur/artiklar/over-20-nya-lavparasiter-for-sverige/</w:t>
+      </w:r>
+    </w:p>
+    <w:p>
+      <w:pPr>
+        <w:pStyle w:val="Heading1"/>
+      </w:pPr>
+      <w:r>
+        <w:t>Tallbit – ekologi samt krav på livsmiljön</w:t>
+      </w:r>
+    </w:p>
+    <w:p>
+      <w:r>
+        <w:t>Tallbit (VU, §4) är rödlistad som sårbar och prioriterad art enligt Skogsvårdslagen. Arten har minskat med 25–75 % de senaste 30 åren och minskningstakten överstiger gränsvärdet för Sårbar (VU) enligt A-kriteriet. (A4bc). Den förekommer från norra Dalarna och norrut genom de inre delarna av Norrland, norrut till norra Norrbotten. Området med regelbunden förekomst har kraftigt reducerats och 90 % av populationen förekommer numera i Norrbottens län (SLU Artdatabanken, 2024).</w:t>
+      </w:r>
+    </w:p>
+    <w:p>
+      <w:r>
+        <w:t>Tallbit ställer höga krav på sin livsmiljö och permanent förekomst av häckande tallbit finns huvudsakligen i gammal grandominerad barrblandskog av naturskogskaraktär med inslag av björk, gråal, rönn och viden, påfallande ofta i områden med inslag av myrmark och små vattendrag. Reviren är relativt stora (12–75 hektar enligt befintliga studier) och arten saknas i områden med storskaligt skogsbruk med hög andel stora hyggen och täta ungskogar. Områden med dokumenterad permanent förekomst har ofta så stora naturvärden att skogsbruk är olämpligt (SLU Artdatabanken, 2024; Skogsstyrelsen, 2016).</w:t>
+      </w:r>
+    </w:p>
+    <w:p>
+      <w:r>
+        <w:t>Arealerna grandominerad naturskog har i stora delar av landet blivit allt för små, och bestånden är dessutom i många fall allt för isolerade, för att kunna upprätthålla stabila populationer. Omdaningen av naturskogsartad skog till produktionsskog medför en förlust av viktiga häckningsmiljöer, något som förstärks av ökad fragmentering av kvarvarande naturskogsartade bestånd. Områden med dokumenterad permanent förekomst i naturskogsmiljöer kan ha så stora naturvärden att de bör bli föremål för områdesskydd eller naturvårdsavsättningar (Skogsstyrelsen, 2016).</w:t>
+      </w:r>
+    </w:p>
+    <w:p>
+      <w:r>
+        <w:t>Tallbiten flyttar normalt endast begränsade sträckor inom norra barrskogsregionen och de flesta vintrar ses den endast i mycket liten omfattning utanför häckningsområdet. Med långa och oregelbundna mellanrum uppträder tallbiten invasionsaktigt och i samband med sådana rörelser kan den observeras i stora delar av Sverige (SLU Artdatabanken, 2024).</w:t>
+      </w:r>
+    </w:p>
+    <w:p>
+      <w:pPr>
+        <w:pStyle w:val="Heading2"/>
+      </w:pPr>
+      <w:r>
+        <w:t>Referenser – tallbit</w:t>
+      </w:r>
+    </w:p>
+    <w:p>
+      <w:r>
+        <w:t xml:space="preserve">Skogsstyrelsen, 2016. </w:t>
+      </w:r>
+      <w:r>
+        <w:rPr>
+          <w:i/>
+        </w:rPr>
+        <w:t xml:space="preserve">Vägledning för hänsyn till tallbit. </w:t>
+      </w:r>
+      <w:r>
+        <w:t>Vägledningar och kunskapsstöd artskydd - Skogsstyrelsen</w:t>
+      </w:r>
+    </w:p>
+    <w:p>
+      <w:r>
+        <w:t>SLU Artdatabanken, 2024.</w:t>
+      </w:r>
+      <w:r>
+        <w:rPr>
+          <w:i/>
+        </w:rPr>
+        <w:t xml:space="preserve"> Artfakta: tallbit (Pinicola enucleator). </w:t>
+      </w:r>
+      <w:r>
+        <w:t>https://artfakta.se/taxa/102125</w:t>
+      </w:r>
+    </w:p>
     <w:sectPr>
       <w:headerReference w:type="even" r:id="rId8"/>
       <w:headerReference w:type="default" r:id="rId9"/>
@@ -229,7 +515,7 @@
     <w:r>
       <w:tab/>
       <w:tab/>
-      <w:t>2026-01-27</w:t>
+      <w:t>2026-01-28</w:t>
       <w:br/>
       <w:br/>
     </w:r>

--- a/tillsyn/A 63363-2025 tillsynsbegäran.docx
+++ b/tillsyn/A 63363-2025 tillsynsbegäran.docx
@@ -98,7 +98,25 @@
         <w:t>Garnlav (NT)</w:t>
       </w:r>
       <w:r>
-        <w:t xml:space="preserve"> är en utpräglad barrskogsart som ibland kan drapera träden i norrländska grannaturskogar med hög luftfuktighet. Den förekommer även i talldominerade bestånd där den, förutom i trädens grenverk, påträffas hängande över ojämnheter i tallbarken. Arten har minskat starkt i södra och mellersta Sverige och den minskar även i sitt nordliga utbredningsområde. Orsaken till tillbakagången beror främst på slutavverkningar av naturskogsartade skogar. Bestånd med riklig förekomst bör regelmässigt sparas. Garnlav är värdväxt för den mycket sällsynta och akut hotade fjärilen barrskogslavfly (CR) som hör hemma i boreala barrskogar med riklig förekomst av värdväxten. Tidigare kunde arten konstateras årligen på flera platser vid Dala-Floda i Dalarna innan lokalerna kalavverkades. Senaste fyndet i landet av barrskogslavfly är från år 2000 då den påträffades vid Högberget i Sollefteå kommun (SLU Artdatabanken, 2024).</w:t>
+        <w:t xml:space="preserve"> är en utpräglad barrskogsart som ibland kan drapera träden i norrländska grannaturskogar med hög luftfuktighet. Den förekommer även i talldominerade bestånd där den, förutom i trädens grenverk, påträffas hängande över ojämnheter i tallbarken. Arten har minskat starkt i södra och mellersta Sverige och den minskar även i sitt nordliga utbredningsområde. Orsaken till tillbakagången beror främst på slutavverkningar av naturskogsartade skogar. Bestånd med riklig förekomst bör regelmässigt sparas. Garnlav är värdväxt för den mycket sällsynta och akut hotade fjärilen barrskogslavfly (CR) som hör hemma i boreala barrskogar med riklig förekomst av värdväxten. Tidigare kunde arten konstateras årligen på flera platser vid Dala-Floda i Dalarna innan lokalerna kalavverkades. Senaste fyndet i landet av barrskogslavfly är från år 2000 då den påträffades vid Högberget i Sollefteå kommun. Garnlav är typisk art för </w:t>
+      </w:r>
+      <w:r>
+        <w:rPr>
+          <w:i/>
+        </w:rPr>
+        <w:t xml:space="preserve">9010 Taiga </w:t>
+      </w:r>
+      <w:r>
+        <w:t>och</w:t>
+      </w:r>
+      <w:r>
+        <w:rPr>
+          <w:i/>
+        </w:rPr>
+        <w:t xml:space="preserve"> 9070 Trädklädd betesmark </w:t>
+      </w:r>
+      <w:r>
+        <w:t xml:space="preserve"> (SLU Artdatabanken, 2024).</w:t>
       </w:r>
     </w:p>
     <w:p>
@@ -120,7 +138,7 @@
         <w:t>Lunglav (NT)</w:t>
       </w:r>
       <w:r>
-        <w:t xml:space="preserve"> är en av vårt lands främsta signalarter som överallt indikerar gamla lövträd, skogsbestånd med höga naturvärden och ekosystem med lång skoglig kontinuitet. Lokalt kan förekomsten vara mycket riklig men den hittas nästan enbart i gamla och ej slutavverkade skogar. Artens samtliga förekomster bör uppmärksammas från naturvårdssynpunkt, då många lokaler även hyser andra ovanliga och rödlistade arter. Rikliga förekomster bör skyddas med biotopskydd, frivilliga avsättningar eller reservat. Det finns ett antal sällsynta lavparasiter som växer på lunglav: lunglavsknapp (VU), skrovelmössing (DD), lunglavshårprick (DD), </w:t>
+        <w:t xml:space="preserve"> är en av vårt lands främsta signalarter som överallt indikerar gamla lövträd, skogsbestånd med höga naturvärden och ekosystem med långskoglig kontinuitet. Lokalt kan förekomsten vara mycket riklig men den hittas nästan enbart i gamla och ej slutavverkade skogar. Artens samtliga förekomster bör uppmärksammas från naturvårdssynpunkt, då många lokaler även hyser andra ovanliga och rödlistade arter. Rikliga förekomster bör skyddas med biotopskydd, frivilliga avsättningar eller reservat. Det finns ett antal sällsynta lavparasiter som växer på lunglav: lunglavsknapp (VU), skrovelmössing (DD), lunglavshårprick (DD), </w:t>
       </w:r>
       <w:r>
         <w:rPr>
@@ -138,7 +156,25 @@
         <w:t>Chalara lobariae</w:t>
       </w:r>
       <w:r>
-        <w:t xml:space="preserve"> (NA) (SLU Artdatabanken, 2025; SLU Artdatabanken, 2024; Nitare &amp; Skogsstyrelsen, 2019).</w:t>
+        <w:t xml:space="preserve"> (NA). Lunglav är typisk art för </w:t>
+      </w:r>
+      <w:r>
+        <w:rPr>
+          <w:i/>
+        </w:rPr>
+        <w:t>9010 Taiga, 9020 Nordlig ädellövskog, 9110 Näringsfattig bokskog, 9130 Näringsrik bokskog, 9160 Näringsrik ekskog, 9180 Ädellövskog i branter, 9190 Näringsfattig ekskog, 9070 Trädklädd betesmark, 9040 Fjällbjörkskog</w:t>
+      </w:r>
+      <w:r>
+        <w:t xml:space="preserve"> och</w:t>
+      </w:r>
+      <w:r>
+        <w:rPr>
+          <w:i/>
+        </w:rPr>
+        <w:t xml:space="preserve"> 6530 Lövängar</w:t>
+      </w:r>
+      <w:r>
+        <w:t xml:space="preserve"> (SLU Artdatabanken, 2025; SLU Artdatabanken, 2024; Nitare &amp; Skogsstyrelsen, 2019).</w:t>
       </w:r>
     </w:p>
     <w:p>
@@ -187,7 +223,16 @@
         <w:t>Tallbit (VU, §4)</w:t>
       </w:r>
       <w:r>
-        <w:t>, rödlistad som sårbar och prioriterad art i Skogsvårdslagen, har minskat med 25–75 % de senaste 30 åren. Tallbit ställer höga krav på sin livsmiljö och permanent förekomst av häckande tallbit finns huvudsakligen i gammal grandominerad barrblandskog av naturskogskaraktär. Reviren är relativt stora (12–75 hektar) och arten saknas i områden med storskaligt skogsbruk med hög andel stora hyggen och täta ungskogar. Områden med dokumenterad permanent förekomst har vanligtvis så stora naturvärden att skogsbruk är olämpligt (SLU Artdatabanken, 2024; Skogsstyrelsen, 2016). Observationer av tallbit i naturskog eller under häckningstid måste alltid utredas.</w:t>
+        <w:t xml:space="preserve">, rödlistad som sårbar och prioriterad art i Skogsvårdslagen, har minskat med 25–75 % de senaste 30 åren. Tallbit ställer höga krav på sin livsmiljö och permanent förekomst av häckande tallbit finns huvudsakligen i gammal grandominerad barrblandskog av naturskogskaraktär. Reviren är relativt stora (12–75 hektar) och arten saknas i områden med storskaligt skogsbruk med hög andel stora hyggen och täta ungskogar. Områden med dokumenterad permanent förekomst har vanligtvis så stora naturvärden att skogsbruk är olämpligt. Tallbit är typisk art för </w:t>
+      </w:r>
+      <w:r>
+        <w:rPr>
+          <w:i/>
+        </w:rPr>
+        <w:t>9010 Taiga</w:t>
+      </w:r>
+      <w:r>
+        <w:t xml:space="preserve"> (SLU Artdatabanken, 2024; Skogsstyrelsen, 2016). Observationer av tallbit i naturskog eller under häckningstid måste alltid utredas.</w:t>
       </w:r>
     </w:p>
     <w:p>
@@ -220,7 +265,25 @@
     </w:p>
     <w:p>
       <w:r>
-        <w:t>Lunglav (NT) är en av vårt lands främsta signalarter som överallt indikerar gamla lövträd, skogsbestånd med höga naturvärden och ekosystem med lång skoglig kontinuitet. Lokalt kan förekomsten vara mycket riklig men den hittas nästan enbart i gamla och ej slutavverkade skogar. Artens samtliga förekomster bör uppmärksammas från naturvårdssynpunkt, då många lokaler även hyser andra ovanliga och rödlistade arter. Rikliga förekomster bör skyddas med biotopskydd, frivilliga avsättningar eller reservat (SLU Artdatabanken, 2024; Nitare &amp; Skogsstyrelsen, 2019).</w:t>
+        <w:t xml:space="preserve">Lunglav (NT) är en av vårt lands främsta signalarter som överallt indikerar gamla lövträd, skogsbestånd med höga naturvärden och ekosystem med lång skoglig kontinuitet. Lokalt kan förekomsten vara mycket riklig men den hittas nästan enbart i gamla och ej slutavverkade skogar. Artens samtliga förekomster bör uppmärksammas från naturvårdssynpunkt, då många lokaler även hyser andra ovanliga och rödlistade arter. Rikliga förekomster bör skyddas med biotopskydd, frivilliga avsättningar eller reservat. Lunglav är typisk art för </w:t>
+      </w:r>
+      <w:r>
+        <w:rPr>
+          <w:i/>
+        </w:rPr>
+        <w:t>9010 Taiga, 9020 Nordlig ädellövskog, 9110 Näringsfattig bokskog, 9130 Näringsrik bokskog, 9160 Näringsrik ekskog, 9180 Ädellövskog i branter, 9190 Näringsfattig ekskog, 9070 Trädklädd betesmark, 9040 Fjällbjörkskog</w:t>
+      </w:r>
+      <w:r>
+        <w:t xml:space="preserve"> och</w:t>
+      </w:r>
+      <w:r>
+        <w:rPr>
+          <w:i/>
+        </w:rPr>
+        <w:t xml:space="preserve"> 6530 Lövängar</w:t>
+      </w:r>
+      <w:r>
+        <w:t xml:space="preserve"> (SLU Artdatabanken, 2024; Nitare &amp; Skogsstyrelsen, 2019).</w:t>
       </w:r>
     </w:p>
     <w:p>
@@ -333,7 +396,16 @@
     </w:p>
     <w:p>
       <w:r>
-        <w:t>Tallbit (VU, §4) är rödlistad som sårbar och prioriterad art enligt Skogsvårdslagen. Arten har minskat med 25–75 % de senaste 30 åren och minskningstakten överstiger gränsvärdet för Sårbar (VU) enligt A-kriteriet. (A4bc). Den förekommer från norra Dalarna och norrut genom de inre delarna av Norrland, norrut till norra Norrbotten. Området med regelbunden förekomst har kraftigt reducerats och 90 % av populationen förekommer numera i Norrbottens län (SLU Artdatabanken, 2024).</w:t>
+        <w:t xml:space="preserve">Tallbit (VU, §4) är rödlistad som sårbar, typisk art för </w:t>
+      </w:r>
+      <w:r>
+        <w:rPr>
+          <w:i/>
+        </w:rPr>
+        <w:t>9010 Taiga</w:t>
+      </w:r>
+      <w:r>
+        <w:t xml:space="preserve"> och prioriterad art enligt Skogsvårdslagen. Arten har minskat med 25–75 % de senaste 30 åren och minskningstakten överstiger gränsvärdet för Sårbar (VU) enligt A-kriteriet. (A4bc). Den förekommer från norra Dalarna och norrut genom de inre delarna av Norrland, norrut till norra Norrbotten. Området med regelbunden förekomst har kraftigt reducerats och 90 % av populationen förekommer numera i Norrbottens län (SLU Artdatabanken, 2024).</w:t>
       </w:r>
     </w:p>
     <w:p>
@@ -515,7 +587,7 @@
     <w:r>
       <w:tab/>
       <w:tab/>
-      <w:t>2026-01-28</w:t>
+      <w:t>2026-01-29</w:t>
       <w:br/>
       <w:br/>
     </w:r>

--- a/tillsyn/A 63363-2025 tillsynsbegäran.docx
+++ b/tillsyn/A 63363-2025 tillsynsbegäran.docx
@@ -587,7 +587,7 @@
     <w:r>
       <w:tab/>
       <w:tab/>
-      <w:t>2026-01-29</w:t>
+      <w:t>2026-01-30</w:t>
       <w:br/>
       <w:br/>
     </w:r>

--- a/tillsyn/A 63363-2025 tillsynsbegäran.docx
+++ b/tillsyn/A 63363-2025 tillsynsbegäran.docx
@@ -587,7 +587,7 @@
     <w:r>
       <w:tab/>
       <w:tab/>
-      <w:t>2026-01-30</w:t>
+      <w:t>2026-01-31</w:t>
       <w:br/>
       <w:br/>
     </w:r>

--- a/tillsyn/A 63363-2025 tillsynsbegäran.docx
+++ b/tillsyn/A 63363-2025 tillsynsbegäran.docx
@@ -587,7 +587,7 @@
     <w:r>
       <w:tab/>
       <w:tab/>
-      <w:t>2026-01-31</w:t>
+      <w:t>2026-02-01</w:t>
       <w:br/>
       <w:br/>
     </w:r>

--- a/tillsyn/A 63363-2025 tillsynsbegäran.docx
+++ b/tillsyn/A 63363-2025 tillsynsbegäran.docx
@@ -587,7 +587,7 @@
     <w:r>
       <w:tab/>
       <w:tab/>
-      <w:t>2026-02-22</w:t>
+      <w:t>2026-02-23</w:t>
       <w:br/>
       <w:br/>
     </w:r>

--- a/tillsyn/A 63363-2025 tillsynsbegäran.docx
+++ b/tillsyn/A 63363-2025 tillsynsbegäran.docx
@@ -587,7 +587,7 @@
     <w:r>
       <w:tab/>
       <w:tab/>
-      <w:t>2026-02-23</w:t>
+      <w:t>2026-02-24</w:t>
       <w:br/>
       <w:br/>
     </w:r>

--- a/tillsyn/A 63363-2025 tillsynsbegäran.docx
+++ b/tillsyn/A 63363-2025 tillsynsbegäran.docx
@@ -587,7 +587,7 @@
     <w:r>
       <w:tab/>
       <w:tab/>
-      <w:t>2026-02-24</w:t>
+      <w:t>2026-02-25</w:t>
       <w:br/>
       <w:br/>
     </w:r>

--- a/tillsyn/A 63363-2025 tillsynsbegäran.docx
+++ b/tillsyn/A 63363-2025 tillsynsbegäran.docx
@@ -587,7 +587,7 @@
     <w:r>
       <w:tab/>
       <w:tab/>
-      <w:t>2026-02-25</w:t>
+      <w:t>2026-02-26</w:t>
       <w:br/>
       <w:br/>
     </w:r>

--- a/tillsyn/A 63363-2025 tillsynsbegäran.docx
+++ b/tillsyn/A 63363-2025 tillsynsbegäran.docx
@@ -587,7 +587,7 @@
     <w:r>
       <w:tab/>
       <w:tab/>
-      <w:t>2026-02-26</w:t>
+      <w:t>2026-02-28</w:t>
       <w:br/>
       <w:br/>
     </w:r>

--- a/tillsyn/A 63363-2025 tillsynsbegäran.docx
+++ b/tillsyn/A 63363-2025 tillsynsbegäran.docx
@@ -587,7 +587,7 @@
     <w:r>
       <w:tab/>
       <w:tab/>
-      <w:t>2026-02-28</w:t>
+      <w:t>2026-03-01</w:t>
       <w:br/>
       <w:br/>
     </w:r>

--- a/tillsyn/A 63363-2025 tillsynsbegäran.docx
+++ b/tillsyn/A 63363-2025 tillsynsbegäran.docx
@@ -587,7 +587,7 @@
     <w:r>
       <w:tab/>
       <w:tab/>
-      <w:t>2026-03-01</w:t>
+      <w:t>2026-03-02</w:t>
       <w:br/>
       <w:br/>
     </w:r>

--- a/tillsyn/A 63363-2025 tillsynsbegäran.docx
+++ b/tillsyn/A 63363-2025 tillsynsbegäran.docx
@@ -113,7 +113,7 @@
         <w:rPr>
           <w:i/>
         </w:rPr>
-        <w:t xml:space="preserve"> 9070 Trädklädd betesmark </w:t>
+        <w:t xml:space="preserve"> 9070 Trädklädd betesmark</w:t>
       </w:r>
       <w:r>
         <w:t xml:space="preserve"> (SLU Artdatabanken, 2024).</w:t>
@@ -587,7 +587,7 @@
     <w:r>
       <w:tab/>
       <w:tab/>
-      <w:t>2026-03-02</w:t>
+      <w:t>2026-03-03</w:t>
       <w:br/>
       <w:br/>
     </w:r>

--- a/tillsyn/A 63363-2025 tillsynsbegäran.docx
+++ b/tillsyn/A 63363-2025 tillsynsbegäran.docx
@@ -587,7 +587,7 @@
     <w:r>
       <w:tab/>
       <w:tab/>
-      <w:t>2026-03-03</w:t>
+      <w:t>2026-03-04</w:t>
       <w:br/>
       <w:br/>
     </w:r>

--- a/tillsyn/A 63363-2025 tillsynsbegäran.docx
+++ b/tillsyn/A 63363-2025 tillsynsbegäran.docx
@@ -587,7 +587,7 @@
     <w:r>
       <w:tab/>
       <w:tab/>
-      <w:t>2026-03-04</w:t>
+      <w:t>2026-03-05</w:t>
       <w:br/>
       <w:br/>
     </w:r>

--- a/tillsyn/A 63363-2025 tillsynsbegäran.docx
+++ b/tillsyn/A 63363-2025 tillsynsbegäran.docx
@@ -587,7 +587,7 @@
     <w:r>
       <w:tab/>
       <w:tab/>
-      <w:t>2026-03-05</w:t>
+      <w:t>2026-03-06</w:t>
       <w:br/>
       <w:br/>
     </w:r>

--- a/tillsyn/A 63363-2025 tillsynsbegäran.docx
+++ b/tillsyn/A 63363-2025 tillsynsbegäran.docx
@@ -587,7 +587,7 @@
     <w:r>
       <w:tab/>
       <w:tab/>
-      <w:t>2026-03-06</w:t>
+      <w:t>2026-03-07</w:t>
       <w:br/>
       <w:br/>
     </w:r>

--- a/tillsyn/A 63363-2025 tillsynsbegäran.docx
+++ b/tillsyn/A 63363-2025 tillsynsbegäran.docx
@@ -587,7 +587,7 @@
     <w:r>
       <w:tab/>
       <w:tab/>
-      <w:t>2026-03-07</w:t>
+      <w:t>2026-03-08</w:t>
       <w:br/>
       <w:br/>
     </w:r>

--- a/tillsyn/A 63363-2025 tillsynsbegäran.docx
+++ b/tillsyn/A 63363-2025 tillsynsbegäran.docx
@@ -587,7 +587,7 @@
     <w:r>
       <w:tab/>
       <w:tab/>
-      <w:t>2026-03-08</w:t>
+      <w:t>2026-03-09</w:t>
       <w:br/>
       <w:br/>
     </w:r>

--- a/tillsyn/A 63363-2025 tillsynsbegäran.docx
+++ b/tillsyn/A 63363-2025 tillsynsbegäran.docx
@@ -587,7 +587,7 @@
     <w:r>
       <w:tab/>
       <w:tab/>
-      <w:t>2026-03-09</w:t>
+      <w:t>2026-03-10</w:t>
       <w:br/>
       <w:br/>
     </w:r>

--- a/tillsyn/A 63363-2025 tillsynsbegäran.docx
+++ b/tillsyn/A 63363-2025 tillsynsbegäran.docx
@@ -223,7 +223,7 @@
         <w:t>Tallbit (VU, §4)</w:t>
       </w:r>
       <w:r>
-        <w:t xml:space="preserve">, rödlistad som sårbar och prioriterad art i Skogsvårdslagen, har minskat med 25–75 % de senaste 30 åren. Tallbit ställer höga krav på sin livsmiljö och permanent förekomst av häckande tallbit finns huvudsakligen i gammal grandominerad barrblandskog av naturskogskaraktär. Reviren är relativt stora (12–75 hektar) och arten saknas i områden med storskaligt skogsbruk med hög andel stora hyggen och täta ungskogar. Områden med dokumenterad permanent förekomst har vanligtvis så stora naturvärden att skogsbruk är olämpligt. Tallbit är typisk art för </w:t>
+        <w:t xml:space="preserve"> är rödlistad som sårbar och prioriterad art i Skogsvårdslagen. Den har minskat med 25–75 % de senaste 30 åren och minskningstakten överstiger gränsvärdet för Sårbar (VU) enligt A-kriteriet. (A4bc). Tallbit ställer höga krav på sin livsmiljö och permanent förekomst av häckande tallbit finns huvudsakligen i gammal grandominerad barrblandskog av naturskogskaraktär. Reviren är relativt stora (12–75 hektar) och arten saknas i områden med storskaligt skogsbruk med hög andel stora hyggen och täta ungskogar. Områden med dokumenterad permanent förekomst har vanligtvis så stora naturvärden att skogsbruk är olämpligt. Tallbit är typisk art för </w:t>
       </w:r>
       <w:r>
         <w:rPr>
@@ -587,7 +587,7 @@
     <w:r>
       <w:tab/>
       <w:tab/>
-      <w:t>2026-03-10</w:t>
+      <w:t>2026-03-11</w:t>
       <w:br/>
       <w:br/>
     </w:r>

--- a/tillsyn/A 63363-2025 tillsynsbegäran.docx
+++ b/tillsyn/A 63363-2025 tillsynsbegäran.docx
@@ -587,7 +587,7 @@
     <w:r>
       <w:tab/>
       <w:tab/>
-      <w:t>2026-03-11</w:t>
+      <w:t>2026-03-12</w:t>
       <w:br/>
       <w:br/>
     </w:r>

--- a/tillsyn/A 63363-2025 tillsynsbegäran.docx
+++ b/tillsyn/A 63363-2025 tillsynsbegäran.docx
@@ -587,7 +587,7 @@
     <w:r>
       <w:tab/>
       <w:tab/>
-      <w:t>2026-03-12</w:t>
+      <w:t>2026-03-13</w:t>
       <w:br/>
       <w:br/>
     </w:r>

--- a/tillsyn/A 63363-2025 tillsynsbegäran.docx
+++ b/tillsyn/A 63363-2025 tillsynsbegäran.docx
@@ -583,7 +583,7 @@
     <w:r>
       <w:tab/>
       <w:tab/>
-      <w:t>2026-04-14</w:t>
+      <w:t>2026-04-15</w:t>
       <w:br/>
       <w:br/>
     </w:r>

--- a/tillsyn/A 63363-2025 tillsynsbegäran.docx
+++ b/tillsyn/A 63363-2025 tillsynsbegäran.docx
@@ -583,7 +583,7 @@
     <w:r>
       <w:tab/>
       <w:tab/>
-      <w:t>2026-04-15</w:t>
+      <w:t>2026-04-16</w:t>
       <w:br/>
       <w:br/>
     </w:r>

--- a/tillsyn/A 63363-2025 tillsynsbegäran.docx
+++ b/tillsyn/A 63363-2025 tillsynsbegäran.docx
@@ -583,7 +583,7 @@
     <w:r>
       <w:tab/>
       <w:tab/>
-      <w:t>2026-04-16</w:t>
+      <w:t>2026-04-17</w:t>
       <w:br/>
       <w:br/>
     </w:r>

--- a/tillsyn/A 63363-2025 tillsynsbegäran.docx
+++ b/tillsyn/A 63363-2025 tillsynsbegäran.docx
@@ -583,7 +583,7 @@
     <w:r>
       <w:tab/>
       <w:tab/>
-      <w:t>2026-04-17</w:t>
+      <w:t>2026-04-18</w:t>
       <w:br/>
       <w:br/>
     </w:r>

--- a/tillsyn/A 63363-2025 tillsynsbegäran.docx
+++ b/tillsyn/A 63363-2025 tillsynsbegäran.docx
@@ -583,7 +583,7 @@
     <w:r>
       <w:tab/>
       <w:tab/>
-      <w:t>2026-04-18</w:t>
+      <w:t>2026-04-19</w:t>
       <w:br/>
       <w:br/>
     </w:r>

--- a/tillsyn/A 63363-2025 tillsynsbegäran.docx
+++ b/tillsyn/A 63363-2025 tillsynsbegäran.docx
@@ -583,7 +583,7 @@
     <w:r>
       <w:tab/>
       <w:tab/>
-      <w:t>2026-04-19</w:t>
+      <w:t>2026-04-20</w:t>
       <w:br/>
       <w:br/>
     </w:r>

--- a/tillsyn/A 63363-2025 tillsynsbegäran.docx
+++ b/tillsyn/A 63363-2025 tillsynsbegäran.docx
@@ -583,7 +583,7 @@
     <w:r>
       <w:tab/>
       <w:tab/>
-      <w:t>2026-04-20</w:t>
+      <w:t>2026-04-21</w:t>
       <w:br/>
       <w:br/>
     </w:r>

--- a/tillsyn/A 63363-2025 tillsynsbegäran.docx
+++ b/tillsyn/A 63363-2025 tillsynsbegäran.docx
@@ -583,7 +583,7 @@
     <w:r>
       <w:tab/>
       <w:tab/>
-      <w:t>2026-04-21</w:t>
+      <w:t>2026-04-22</w:t>
       <w:br/>
       <w:br/>
     </w:r>

--- a/tillsyn/A 63363-2025 tillsynsbegäran.docx
+++ b/tillsyn/A 63363-2025 tillsynsbegäran.docx
@@ -583,7 +583,7 @@
     <w:r>
       <w:tab/>
       <w:tab/>
-      <w:t>2026-04-22</w:t>
+      <w:t>2026-04-23</w:t>
       <w:br/>
       <w:br/>
     </w:r>

--- a/tillsyn/A 63363-2025 tillsynsbegäran.docx
+++ b/tillsyn/A 63363-2025 tillsynsbegäran.docx
@@ -583,7 +583,7 @@
     <w:r>
       <w:tab/>
       <w:tab/>
-      <w:t>2026-04-23</w:t>
+      <w:t>2026-04-24</w:t>
       <w:br/>
       <w:br/>
     </w:r>

--- a/tillsyn/A 63363-2025 tillsynsbegäran.docx
+++ b/tillsyn/A 63363-2025 tillsynsbegäran.docx
@@ -583,7 +583,7 @@
     <w:r>
       <w:tab/>
       <w:tab/>
-      <w:t>2026-04-24</w:t>
+      <w:t>2026-04-25</w:t>
       <w:br/>
       <w:br/>
     </w:r>

--- a/tillsyn/A 63363-2025 tillsynsbegäran.docx
+++ b/tillsyn/A 63363-2025 tillsynsbegäran.docx
@@ -583,7 +583,7 @@
     <w:r>
       <w:tab/>
       <w:tab/>
-      <w:t>2026-04-25</w:t>
+      <w:t>2026-04-26</w:t>
       <w:br/>
       <w:br/>
     </w:r>

--- a/tillsyn/A 63363-2025 tillsynsbegäran.docx
+++ b/tillsyn/A 63363-2025 tillsynsbegäran.docx
@@ -583,7 +583,7 @@
     <w:r>
       <w:tab/>
       <w:tab/>
-      <w:t>2026-04-26</w:t>
+      <w:t>2026-04-27</w:t>
       <w:br/>
       <w:br/>
     </w:r>

--- a/tillsyn/A 63363-2025 tillsynsbegäran.docx
+++ b/tillsyn/A 63363-2025 tillsynsbegäran.docx
@@ -583,7 +583,7 @@
     <w:r>
       <w:tab/>
       <w:tab/>
-      <w:t>2026-04-27</w:t>
+      <w:t>2026-04-28</w:t>
       <w:br/>
       <w:br/>
     </w:r>

--- a/tillsyn/A 63363-2025 tillsynsbegäran.docx
+++ b/tillsyn/A 63363-2025 tillsynsbegäran.docx
@@ -583,7 +583,7 @@
     <w:r>
       <w:tab/>
       <w:tab/>
-      <w:t>2026-04-28</w:t>
+      <w:t>2026-04-29</w:t>
       <w:br/>
       <w:br/>
     </w:r>

--- a/tillsyn/A 63363-2025 tillsynsbegäran.docx
+++ b/tillsyn/A 63363-2025 tillsynsbegäran.docx
@@ -583,7 +583,7 @@
     <w:r>
       <w:tab/>
       <w:tab/>
-      <w:t>2026-04-29</w:t>
+      <w:t>2026-04-30</w:t>
       <w:br/>
       <w:br/>
     </w:r>

--- a/tillsyn/A 63363-2025 tillsynsbegäran.docx
+++ b/tillsyn/A 63363-2025 tillsynsbegäran.docx
@@ -583,7 +583,7 @@
     <w:r>
       <w:tab/>
       <w:tab/>
-      <w:t>2026-06-15</w:t>
+      <w:t>2026-06-16</w:t>
       <w:br/>
       <w:br/>
     </w:r>

--- a/tillsyn/A 63363-2025 tillsynsbegäran.docx
+++ b/tillsyn/A 63363-2025 tillsynsbegäran.docx
@@ -583,7 +583,7 @@
     <w:r>
       <w:tab/>
       <w:tab/>
-      <w:t>2026-06-16</w:t>
+      <w:t>2026-06-17</w:t>
       <w:br/>
       <w:br/>
     </w:r>

--- a/tillsyn/A 63363-2025 tillsynsbegäran.docx
+++ b/tillsyn/A 63363-2025 tillsynsbegäran.docx
@@ -1,6 +1,6 @@
 
 <file path=word/document.xml><?xml version="1.0" encoding="utf-8"?>
-<w:document xmlns:wpc="http://schemas.microsoft.com/office/word/2010/wordprocessingCanvas" xmlns:cx="http://schemas.microsoft.com/office/drawing/2014/chartex" xmlns:cx1="http://schemas.microsoft.com/office/drawing/2015/9/8/chartex" xmlns:cx2="http://schemas.microsoft.com/office/drawing/2015/10/21/chartex" xmlns:cx3="http://schemas.microsoft.com/office/drawing/2016/5/9/chartex" xmlns:cx4="http://schemas.microsoft.com/office/drawing/2016/5/10/chartex" xmlns:cx5="http://schemas.microsoft.com/office/drawing/2016/5/11/chartex" xmlns:cx6="http://schemas.microsoft.com/office/drawing/2016/5/12/chartex" xmlns:cx7="http://schemas.microsoft.com/office/drawing/2016/5/13/chartex" xmlns:cx8="http://schemas.microsoft.com/office/drawing/2016/5/14/chartex" xmlns:mc="http://schemas.openxmlformats.org/markup-compatibility/2006" xmlns:aink="http://schemas.microsoft.com/office/drawing/2016/ink" xmlns:am3d="http://schemas.microsoft.com/office/drawing/2017/model3d" xmlns:o="urn:schemas-microsoft-com:office:office" xmlns:oel="http://schemas.microsoft.com/office/2019/extlst" xmlns:r="http://schemas.openxmlformats.org/officeDocument/2006/relationships" xmlns:m="http://schemas.openxmlformats.org/officeDocument/2006/math" xmlns:v="urn:schemas-microsoft-com:vml" xmlns:wp14="http://schemas.microsoft.com/office/word/2010/wordprocessingDrawing" xmlns:wp="http://schemas.openxmlformats.org/drawingml/2006/wordprocessingDrawing" xmlns:w10="urn:schemas-microsoft-com:office:word" xmlns:w="http://schemas.openxmlformats.org/wordprocessingml/2006/main" xmlns:w14="http://schemas.microsoft.com/office/word/2010/wordml" xmlns:w15="http://schemas.microsoft.com/office/word/2012/wordml" xmlns:w16cex="http://schemas.microsoft.com/office/word/2018/wordml/cex" xmlns:w16cid="http://schemas.microsoft.com/office/word/2016/wordml/cid" xmlns:w16="http://schemas.microsoft.com/office/word/2018/wordml" xmlns:w16sdtdh="http://schemas.microsoft.com/office/word/2020/wordml/sdtdatahash" xmlns:w16se="http://schemas.microsoft.com/office/word/2015/wordml/symex" xmlns:wpg="http://schemas.microsoft.com/office/word/2010/wordprocessingGroup" xmlns:wpi="http://schemas.microsoft.com/office/word/2010/wordprocessingInk" xmlns:wne="http://schemas.microsoft.com/office/word/2006/wordml" xmlns:wps="http://schemas.microsoft.com/office/word/2010/wordprocessingShape" mc:Ignorable="w14 w15 w16se w16cid w16 w16cex w16sdtdh wp14">
+<w:document xmlns:wpc="http://schemas.microsoft.com/office/word/2010/wordprocessingCanvas" xmlns:cx="http://schemas.microsoft.com/office/drawing/2014/chartex" xmlns:cx1="http://schemas.microsoft.com/office/drawing/2015/9/8/chartex" xmlns:cx2="http://schemas.microsoft.com/office/drawing/2015/10/21/chartex" xmlns:cx3="http://schemas.microsoft.com/office/drawing/2016/5/9/chartex" xmlns:cx4="http://schemas.microsoft.com/office/drawing/2016/5/10/chartex" xmlns:cx5="http://schemas.microsoft.com/office/drawing/2016/5/11/chartex" xmlns:cx6="http://schemas.microsoft.com/office/drawing/2016/5/12/chartex" xmlns:cx7="http://schemas.microsoft.com/office/drawing/2016/5/13/chartex" xmlns:cx8="http://schemas.microsoft.com/office/drawing/2016/5/14/chartex" xmlns:mc="http://schemas.openxmlformats.org/markup-compatibility/2006" xmlns:aink="http://schemas.microsoft.com/office/drawing/2016/ink" xmlns:am3d="http://schemas.microsoft.com/office/drawing/2017/model3d" xmlns:o="urn:schemas-microsoft-com:office:office" xmlns:oel="http://schemas.microsoft.com/office/2019/extlst" xmlns:r="http://schemas.openxmlformats.org/officeDocument/2006/relationships" xmlns:m="http://schemas.openxmlformats.org/officeDocument/2006/math" xmlns:v="urn:schemas-microsoft-com:vml" xmlns:wp14="http://schemas.microsoft.com/office/word/2010/wordprocessingDrawing" xmlns:wp="http://schemas.openxmlformats.org/drawingml/2006/wordprocessingDrawing" xmlns:w10="urn:schemas-microsoft-com:office:word" xmlns:w="http://schemas.openxmlformats.org/wordprocessingml/2006/main" xmlns:w14="http://schemas.microsoft.com/office/word/2010/wordml" xmlns:w15="http://schemas.microsoft.com/office/word/2012/wordml" xmlns:w16cex="http://schemas.microsoft.com/office/word/2018/wordml/cex" xmlns:w16cid="http://schemas.microsoft.com/office/word/2016/wordml/cid" xmlns:w16="http://schemas.microsoft.com/office/word/2018/wordml" xmlns:w16du="http://schemas.microsoft.com/office/word/2023/wordml/word16du" xmlns:w16sdtdh="http://schemas.microsoft.com/office/word/2020/wordml/sdtdatahash" xmlns:w16sdtfl="http://schemas.microsoft.com/office/word/2024/wordml/sdtformatlock" xmlns:w16se="http://schemas.microsoft.com/office/word/2015/wordml/symex" xmlns:wpg="http://schemas.microsoft.com/office/word/2010/wordprocessingGroup" xmlns:wpi="http://schemas.microsoft.com/office/word/2010/wordprocessingInk" xmlns:wne="http://schemas.microsoft.com/office/word/2006/wordml" xmlns:wps="http://schemas.microsoft.com/office/word/2010/wordprocessingShape" mc:Ignorable="w14 w15 w16se w16cid w16 w16cex w16sdtdh w16sdtfl w16du wp14">
   <w:body>
     <w:p>
       <w:pPr>
@@ -12,35 +12,10 @@
     </w:p>
     <w:p>
       <w:r>
-        <w:t>Detta dokument behandlar höga naturvärden i avverkningsanmälan A 63363-2025 i Åre kommun. Denna avverkningsanmälan inkom 2025-12-19 16:26:29 och omfattar 28,4 ha.</w:t>
+        <w:t>Detta dokument behandlar höga naturvärden i avverkningsanmälan A 63363-2025 i Åre kommun som inkom 2025-12-19 och omfattar 28,4 ha.</w:t>
       </w:r>
-    </w:p>
-    <w:p>
       <w:r>
-        <w:t>Vi begär härmed att Skogsstyrelsen fattar beslut enligt miljöbalken som säkerställer att skogens höga naturvärden bevaras samt säkerställer att EU-lagstiftning efterlevs och att artskyddsbrott förhindras. Vi önskar även ta del av de ställningstaganden och beslut som myndigheterna meddelar till följd av aktuell avverkningsanmälan och föreningens inlaga (se 34 § förvaltningslagen).</w:t>
-      </w:r>
-    </w:p>
-    <w:p>
-      <w:r>
-        <w:t>Nedan beskrivs fynd av naturvårdsarter och fridlysta arter som gjorts i det avverkningsanmälda området. I BILAGA 1 finns artfakta om fridlysta och rödlistade arter.</w:t>
-      </w:r>
-    </w:p>
-    <w:p>
-      <w:pPr>
-        <w:pStyle w:val="Heading1"/>
-      </w:pPr>
-      <w:r>
-        <w:t>Naturvårdsarter</w:t>
-      </w:r>
-    </w:p>
-    <w:p>
-      <w:r>
-        <w:t>I avverkningsanmälan har följande 5 naturvårdsarter hittats: tallbit (VU, §4), garnlav (NT), granticka (NT), lunglav (NT) och mjölig dropplav (NT). Av dessa är 5 rödlistade. För rödlistade arter har rödlistekategorin angivits inom parentes. För fridlysta arter anges även paragrafen i Artskyddsförordningen som arten är fridlyst enligt.</w:t>
-      </w:r>
-    </w:p>
-    <w:p>
-      <w:r>
-        <w:t>De påträffade naturvårdsarterna är ett tydligt kvitto på att detta rör sig om en skog med höga naturvärden. I Figur 1 visas en karta över det avverkningsanmälda området, där samtliga fyndplatser för naturvårdsarter som finns registrerade på Artportalen har markerats.</w:t>
+        <w:t xml:space="preserve"> I Figur 1 visas fyndplatser för naturvårdsarter i området, som finns registrerade på Artportalen.</w:t>
       </w:r>
     </w:p>
     <w:p>
@@ -50,7 +25,7 @@
       <w:r>
         <w:drawing>
           <wp:inline xmlns:a="http://schemas.openxmlformats.org/drawingml/2006/main" xmlns:pic="http://schemas.openxmlformats.org/drawingml/2006/picture">
-            <wp:extent cx="5486400" cy="3761398"/>
+            <wp:extent cx="5486400" cy="4747338"/>
             <wp:docPr id="1" name="Picture 1"/>
             <wp:cNvGraphicFramePr>
               <a:graphicFrameLocks noChangeAspect="1"/>
@@ -71,7 +46,7 @@
                   <pic:spPr>
                     <a:xfrm>
                       <a:off x="0" y="0"/>
-                      <a:ext cx="5486400" cy="3761398"/>
+                      <a:ext cx="5486400" cy="4747338"/>
                     </a:xfrm>
                     <a:prstGeom prst="rect"/>
                   </pic:spPr>
@@ -85,9 +60,132 @@
     <w:p>
       <w:pPr>
         <w:pStyle w:val="Caption"/>
+        <w:spacing w:after="240"/>
       </w:pPr>
       <w:r>
-        <w:t>Figur 1. Fyndplatser för naturvårdsarter i det avverkningsanmälda området (röd linje). Markörer utan svart kant är placerade på fyndplatsen. Markörer med svart kant är placerade vid sidan av fyndplatsen och har ett svart streck som visar fyndplatsens exakta position. Kartans mittpunktskoordinat är N 7048668, E 397961 i SWEREF 99 TM.</w:t>
+        <w:t>Figur 1. Fyndplatser för naturvårdsarter i och inom 8 meter från avverkningsanmälan (röd linje). Inom parentes anges rödlistekategorier, S för signalarter, Tför typiska arter och fridlysningsparagrafer i artskyddsförordningen.Markörer utan svart kant är placerade på fyndplatsen. Markörer med svart kant är placerade vid sidan av fyndplatsen och har ett svart streck som visar fyndplatsens exakta position. Kartans mittpunktskoordinat är N 7048668, E 397961 i SWEREF 99 TM.</w:t>
+      </w:r>
+    </w:p>
+    <w:p>
+      <w:r>
+        <w:t>Vi begär härmed att Skogsstyrelsen fattar beslut enligt miljöbalken som säkerställer att skogens höga naturvärden bevaras samt att EU-lagstiftning efterlevs och att artskyddsbrott förhindras.</w:t>
+      </w:r>
+    </w:p>
+    <w:p>
+      <w:r>
+        <w:t>Vi önskar även ta del av de ställningstaganden och beslut som myndigheten meddelar till följd av aktuell avverkningsanmälan och föreningens inlaga (se 34 § förvaltningslagen).</w:t>
+      </w:r>
+    </w:p>
+    <w:p>
+      <w:r>
+        <w:t>Nedan beskrivs fynd av naturvårdsarter och fridlysta arter som gjorts i det avverkningsanmälda området. I BILAGA 1 finns artfakta om fridlysta och rödlistade arter.</w:t>
+      </w:r>
+    </w:p>
+    <w:p>
+      <w:pPr>
+        <w:pStyle w:val="Heading1"/>
+      </w:pPr>
+      <w:r>
+        <w:t>Naturvårdsarter</w:t>
+      </w:r>
+    </w:p>
+    <w:p>
+      <w:r>
+        <w:t>I och inom 8 meter från avverkningsanmälan har följande 5 naturvårdsarter hittats: garnlav (VU, T), mjölig dropplav (VU), lunglav (NT, T), spillkråka (T, §4) och tallbit (T, §4). Av dessa är 3 rödlistade. För rödlistade arter har rödlistekategorin angivits inom parentes. Typiska arter inom Natura 2000 som är kopplade till skogsekosystem har markerats med (T). För fridlysta arter anges även paragrafen i Artskyddsförordningen som arten är fridlyst enligt.</w:t>
+      </w:r>
+    </w:p>
+    <w:p>
+      <w:r>
+        <w:t>De påträffade naturvårdsarterna är ett tydligt kvitto på att det rör sig om en skog med höga naturvärden.</w:t>
+      </w:r>
+    </w:p>
+    <w:p>
+      <w:pPr>
+        <w:pStyle w:val="Heading2"/>
+      </w:pPr>
+      <w:r>
+        <w:t>Fridlysta arter</w:t>
+      </w:r>
+    </w:p>
+    <w:p>
+      <w:r>
+        <w:t>Följande fridlysta arter har sina livsmiljöer och växtplatser i den avverkningsanmälda skogen: spillkråka (T, §4) och tallbit (T, §4).</w:t>
+      </w:r>
+    </w:p>
+    <w:p>
+      <w:r>
+        <w:t xml:space="preserve">Observera att medlemsländerna är skyldiga att agera i enlighet med EU:s fågeldirektiv där det uttryckligen står att direktivet gäller för fåglar samt för deras ägg, bon och </w:t>
+      </w:r>
+      <w:r>
+        <w:rPr>
+          <w:b/>
+        </w:rPr>
+        <w:t xml:space="preserve">livsmiljöer </w:t>
+      </w:r>
+      <w:r>
+        <w:t>(artikel 1). Vidare att de åtgärder som vidtas inte får leda till en försämring av den nuvarande situationen beträffande bevarandet av de fågelarter som avses i artikel 1 (artikel 13). Fågeldirektivet är styrande för tillsynsansvariga myndigheters ärendehantering, ställningstaganden och beslutsfattande.</w:t>
+      </w:r>
+    </w:p>
+    <w:p>
+      <w:r>
+        <w:rPr>
+          <w:b/>
+        </w:rPr>
+        <w:t>Spillkråka (§4)</w:t>
+      </w:r>
+      <w:r>
+        <w:t xml:space="preserve"> omfattas av bilaga 1 i EU:s fågeldirektiv och är typisk art för </w:t>
+      </w:r>
+      <w:r>
+        <w:rPr>
+          <w:i/>
+        </w:rPr>
+        <w:t xml:space="preserve">9010 Taiga </w:t>
+      </w:r>
+      <w:r>
+        <w:t>och</w:t>
+      </w:r>
+      <w:r>
+        <w:rPr>
+          <w:i/>
+        </w:rPr>
+        <w:t xml:space="preserve"> 9740 Skogsbevuxen myr</w:t>
+      </w:r>
+      <w:r>
+        <w:t>. Den behöver grova träd, främst tall, asp och bok som boträd. Skogsbruk med korta omloppstider och täta, homogena ungskogar utgör det största hotet. Spillkråka är en nyckelart i skogliga miljöer vars övergivna bohål utnyttjas av flera andra hålhäckande fågelarter och fladdermöss, däribland pärluggla (EN, §4), knipa (§4), salskrake (§4) och skogsduva (§4). Hökuggla (VU, §4) och slaguggla (§4) häckar ofta i högstubbar som brutits av i höjd med ett gammalt spillkråkebo (SLU Artdatabanken, 2026; Skogsstyrelsen, 2016).</w:t>
+      </w:r>
+    </w:p>
+    <w:p>
+      <w:r>
+        <w:rPr>
+          <w:b/>
+        </w:rPr>
+        <w:t>Tallbit (§4)</w:t>
+      </w:r>
+      <w:r>
+        <w:t xml:space="preserve"> ställer höga krav på sin livsmiljö och permanent förekomst av häckande tallbit finns huvudsakligen i gammal grandominerad barrblandskog av naturskogskaraktär. Reviren är relativt stora (12–75 hektar) och arten saknas i områden med storskaligt skogsbruk med hög andel stora hyggen och täta ungskogar. Områden med dokumenterad permanent förekomst har vanligtvis så stora naturvärden att skogsbruk är olämpligt. Tallbit är typisk art för </w:t>
+      </w:r>
+      <w:r>
+        <w:rPr>
+          <w:i/>
+        </w:rPr>
+        <w:t>9010 Taiga</w:t>
+      </w:r>
+      <w:r>
+        <w:t xml:space="preserve"> (SLU Artdatabanken, 2026; Skogsstyrelsen, 2016). Observationer av tallbit i naturskog eller under häckningstid måste alltid utredas.</w:t>
+      </w:r>
+    </w:p>
+    <w:p>
+      <w:r>
+        <w:t>I BILAGA 1 finns mer detaljerad information om ekologi samt krav på livsmiljö hos fridlysta arter.</w:t>
+      </w:r>
+    </w:p>
+    <w:p>
+      <w:pPr>
+        <w:pStyle w:val="Heading2"/>
+      </w:pPr>
+      <w:r>
+        <w:t>Övriga naturvårdsarter</w:t>
       </w:r>
     </w:p>
     <w:p>
@@ -117,44 +215,6 @@
       </w:r>
       <w:r>
         <w:t xml:space="preserve"> (SLU Artdatabanken, 2026).</w:t>
-      </w:r>
-    </w:p>
-    <w:p>
-      <w:r>
-        <w:rPr>
-          <w:b/>
-        </w:rPr>
-        <w:t>Granticka</w:t>
-      </w:r>
-      <w:r>
-        <w:t xml:space="preserve"> förekommer främst i äldre skogar med naturskogskaraktär, liksom i dimensionsavverkade och plockhuggna skogar. I äldre grannaturskog i norra Sverige är den alltjämt en förhållandevis vanlig karaktärsart, medan den längre söderut blir allt mer sällsynt. I Götaland och delar av Svealand är den en god signalart för skyddsvärda granskogsmiljöer. Arten bedöms ha minskat starkt under senare år på grund av skogsavverkningar, då den framför allt växer i äldre granskog med långvarig grankontinuitet. I urskogsliknande bestånd i norra Sverige kan ibland påträffas den mycket sällsynta tickan grantickeporing (VU), som lever på döda grantickor. Det som tidigare inbegripit grantickan har visat sig röra sig om två arter; tajgagranticka </w:t>
-      </w:r>
-      <w:r>
-        <w:rPr>
-          <w:i/>
-        </w:rPr>
-        <w:t>Porodaedalea abietis</w:t>
-      </w:r>
-      <w:r>
-        <w:t xml:space="preserve"> (LC) och </w:t>
-      </w:r>
-      <w:r>
-        <w:rPr>
-          <w:i/>
-        </w:rPr>
-        <w:t>Porodaedalea chrysoloma</w:t>
-      </w:r>
-      <w:r>
-        <w:t xml:space="preserve"> (DD). Den nordligare arten, tajgagranticka, bildar större fruktkroppar och har sin främsta förekomst i norra Sverige, medan den mer tunnköttiga arten, </w:t>
-      </w:r>
-      <w:r>
-        <w:rPr>
-          <w:i/>
-        </w:rPr>
-        <w:t>P. chrysoloma</w:t>
-      </w:r>
-      <w:r>
-        <w:t>, förekommer i sydöstra Sverige och på Gotland (SLU Artdatabanken, 2026; Nitare &amp; Skogsstyrelsen, 2019).</w:t>
       </w:r>
     </w:p>
     <w:p>
@@ -222,58 +282,6 @@
       </w:r>
       <w:r>
         <w:t xml:space="preserve"> växer på gamla granar i boreala granskogar med lång trädkontinuitet och hög luftfuktighet. Avverkning liksom även kraftig utglesning av skog på eller i omedelbar närhet av lokalerna utgör ett hot. Bördiga sumpgranskogar med hög och jämn luftfuktighet bör inte avverkas (SLU Artdatabanken, 2026).</w:t>
-      </w:r>
-    </w:p>
-    <w:p>
-      <w:pPr>
-        <w:pStyle w:val="Heading1"/>
-      </w:pPr>
-      <w:r>
-        <w:t>Fridlysta arter</w:t>
-      </w:r>
-    </w:p>
-    <w:p>
-      <w:r>
-        <w:t>Följande fridlysta arter har sina livsmiljöer och växtplatser i den avverkningsanmälda skogen: tallbit (VU, §4).</w:t>
-      </w:r>
-    </w:p>
-    <w:p>
-      <w:r>
-        <w:t xml:space="preserve">Observera att medlemsländerna är skyldiga att agera i enlighet med EU:s fågeldirektiv där det uttryckligen står att direktivet gäller för fåglar samt för deras ägg, bon och </w:t>
-      </w:r>
-      <w:r>
-        <w:rPr>
-          <w:b/>
-        </w:rPr>
-        <w:t xml:space="preserve">livsmiljöer </w:t>
-      </w:r>
-      <w:r>
-        <w:t>(artikel 1). Vidare att de åtgärder som vidtas inte får leda till en försämring av den nuvarande situationen beträffande bevarandet av de fågelarter som avses i artikel 1 (artikel 13). Fågeldirektivet är styrande för tillsynsansvariga myndigheters ärendehantering, ställningstaganden och beslutsfattande.</w:t>
-      </w:r>
-    </w:p>
-    <w:p>
-      <w:r>
-        <w:rPr>
-          <w:b/>
-        </w:rPr>
-        <w:t>Tallbit (§4)</w:t>
-      </w:r>
-      <w:r>
-        <w:t xml:space="preserve"> ställer höga krav på sin livsmiljö och permanent förekomst av häckande tallbit finns huvudsakligen i gammal grandominerad barrblandskog av naturskogskaraktär. Reviren är relativt stora (12–75 hektar) och arten saknas i områden med storskaligt skogsbruk med hög andel stora hyggen och täta ungskogar. Områden med dokumenterad permanent förekomst har vanligtvis så stora naturvärden att skogsbruk är olämpligt. Tallbit är typisk art för </w:t>
-      </w:r>
-      <w:r>
-        <w:rPr>
-          <w:i/>
-        </w:rPr>
-        <w:t>9010 Taiga</w:t>
-      </w:r>
-      <w:r>
-        <w:t xml:space="preserve"> (SLU Artdatabanken, 2026; Skogsstyrelsen, 2016). Observationer av tallbit i naturskog eller under häckningstid måste alltid utredas.</w:t>
-      </w:r>
-    </w:p>
-    <w:p>
-      <w:r>
-        <w:t>I BILAGA 1 finns mer detaljerad information om ekologi samt krav på livsmiljö hos fridlysta arter.</w:t>
       </w:r>
     </w:p>
     <w:p>
@@ -395,6 +403,78 @@
         <w:pStyle w:val="Heading1"/>
       </w:pPr>
       <w:r>
+        <w:t>Spillkråka – ekologi samt krav på livsmiljön</w:t>
+      </w:r>
+    </w:p>
+    <w:p>
+      <w:r>
+        <w:t xml:space="preserve">Spillkråka (§4) ingår i bilaga 1 EU:s fågeldirektiv och är typisk art för </w:t>
+      </w:r>
+      <w:r>
+        <w:rPr>
+          <w:i/>
+        </w:rPr>
+        <w:t xml:space="preserve">9010 Taiga </w:t>
+      </w:r>
+      <w:r>
+        <w:t>och</w:t>
+      </w:r>
+      <w:r>
+        <w:rPr>
+          <w:i/>
+        </w:rPr>
+        <w:t xml:space="preserve"> 9740 Skogsbevuxen myr</w:t>
+      </w:r>
+      <w:r>
+        <w:t>. Den lever i både barr- och blandskog liksom i ren lövskog. De tätaste populationerna tenderar att finnas i äldre, variationsrik blandskog med gott om död ved och gamla träd. Varje par utnyttjar 400–1000 hektar skog beroende på skogens kvalitet. Skogsbruk med korta omloppstider och täta, homogena ungskogar utgör det största hotet (SLU Artdatabanken, 2026).</w:t>
+      </w:r>
+    </w:p>
+    <w:p>
+      <w:r>
+        <w:t>Spillkråka är en nyckelart i skogliga miljöer vars övergivna bohål utnyttjas av flera andra hålhäckande fågelarter och fladdermöss, däribland pärluggla (EN, §4), knipa (§4), salskrake (§4) och skogsduva (§4). Hökuggla (VU, §4) och slaguggla (§4) häckar ofta i högstubbar som brutits av i höjd med ett gammalt spillkråkebo (Skogsstyrelsen, 2016).</w:t>
+      </w:r>
+    </w:p>
+    <w:p>
+      <w:pPr>
+        <w:pStyle w:val="Heading2"/>
+      </w:pPr>
+      <w:r>
+        <w:t>Referenser – spillkråka</w:t>
+      </w:r>
+    </w:p>
+    <w:p>
+      <w:r>
+        <w:t xml:space="preserve">Skogsstyrelsen, 2016. </w:t>
+      </w:r>
+      <w:r>
+        <w:rPr>
+          <w:i/>
+        </w:rPr>
+        <w:t xml:space="preserve">Vägledning för hänsyn till spillkråka. </w:t>
+      </w:r>
+      <w:r>
+        <w:t>Vägledningar och kunskapsstöd artskydd – Skogsstyrelsen.</w:t>
+      </w:r>
+    </w:p>
+    <w:p>
+      <w:r>
+        <w:t xml:space="preserve">SLU Artdatabanken, 2026. </w:t>
+      </w:r>
+      <w:r>
+        <w:rPr>
+          <w:i/>
+        </w:rPr>
+        <w:t xml:space="preserve">Artfaktablad. Naturvård – artfakta. </w:t>
+      </w:r>
+      <w:r>
+        <w:t>SLU Artdatabanken, Uppsala.</w:t>
+      </w:r>
+    </w:p>
+    <w:p>
+      <w:pPr>
+        <w:pStyle w:val="Heading1"/>
+      </w:pPr>
+      <w:r>
         <w:t>Tallbit – ekologi samt krav på livsmiljön</w:t>
       </w:r>
     </w:p>
@@ -473,7 +553,7 @@
 </file>
 
 <file path=word/endnotes.xml><?xml version="1.0" encoding="utf-8"?>
-<w:endnotes xmlns:wpc="http://schemas.microsoft.com/office/word/2010/wordprocessingCanvas" xmlns:cx="http://schemas.microsoft.com/office/drawing/2014/chartex" xmlns:cx1="http://schemas.microsoft.com/office/drawing/2015/9/8/chartex" xmlns:cx2="http://schemas.microsoft.com/office/drawing/2015/10/21/chartex" xmlns:cx3="http://schemas.microsoft.com/office/drawing/2016/5/9/chartex" xmlns:cx4="http://schemas.microsoft.com/office/drawing/2016/5/10/chartex" xmlns:cx5="http://schemas.microsoft.com/office/drawing/2016/5/11/chartex" xmlns:cx6="http://schemas.microsoft.com/office/drawing/2016/5/12/chartex" xmlns:cx7="http://schemas.microsoft.com/office/drawing/2016/5/13/chartex" xmlns:cx8="http://schemas.microsoft.com/office/drawing/2016/5/14/chartex" xmlns:mc="http://schemas.openxmlformats.org/markup-compatibility/2006" xmlns:aink="http://schemas.microsoft.com/office/drawing/2016/ink" xmlns:am3d="http://schemas.microsoft.com/office/drawing/2017/model3d" xmlns:o="urn:schemas-microsoft-com:office:office" xmlns:oel="http://schemas.microsoft.com/office/2019/extlst" xmlns:r="http://schemas.openxmlformats.org/officeDocument/2006/relationships" xmlns:m="http://schemas.openxmlformats.org/officeDocument/2006/math" xmlns:v="urn:schemas-microsoft-com:vml" xmlns:wp14="http://schemas.microsoft.com/office/word/2010/wordprocessingDrawing" xmlns:wp="http://schemas.openxmlformats.org/drawingml/2006/wordprocessingDrawing" xmlns:w10="urn:schemas-microsoft-com:office:word" xmlns:w="http://schemas.openxmlformats.org/wordprocessingml/2006/main" xmlns:w14="http://schemas.microsoft.com/office/word/2010/wordml" xmlns:w15="http://schemas.microsoft.com/office/word/2012/wordml" xmlns:w16cex="http://schemas.microsoft.com/office/word/2018/wordml/cex" xmlns:w16cid="http://schemas.microsoft.com/office/word/2016/wordml/cid" xmlns:w16="http://schemas.microsoft.com/office/word/2018/wordml" xmlns:w16sdtdh="http://schemas.microsoft.com/office/word/2020/wordml/sdtdatahash" xmlns:w16se="http://schemas.microsoft.com/office/word/2015/wordml/symex" xmlns:wpg="http://schemas.microsoft.com/office/word/2010/wordprocessingGroup" xmlns:wpi="http://schemas.microsoft.com/office/word/2010/wordprocessingInk" xmlns:wne="http://schemas.microsoft.com/office/word/2006/wordml" xmlns:wps="http://schemas.microsoft.com/office/word/2010/wordprocessingShape" mc:Ignorable="w14 w15 w16se w16cid w16 w16cex w16sdtdh wp14">
+<w:endnotes xmlns:wpc="http://schemas.microsoft.com/office/word/2010/wordprocessingCanvas" xmlns:cx="http://schemas.microsoft.com/office/drawing/2014/chartex" xmlns:cx1="http://schemas.microsoft.com/office/drawing/2015/9/8/chartex" xmlns:cx2="http://schemas.microsoft.com/office/drawing/2015/10/21/chartex" xmlns:cx3="http://schemas.microsoft.com/office/drawing/2016/5/9/chartex" xmlns:cx4="http://schemas.microsoft.com/office/drawing/2016/5/10/chartex" xmlns:cx5="http://schemas.microsoft.com/office/drawing/2016/5/11/chartex" xmlns:cx6="http://schemas.microsoft.com/office/drawing/2016/5/12/chartex" xmlns:cx7="http://schemas.microsoft.com/office/drawing/2016/5/13/chartex" xmlns:cx8="http://schemas.microsoft.com/office/drawing/2016/5/14/chartex" xmlns:mc="http://schemas.openxmlformats.org/markup-compatibility/2006" xmlns:aink="http://schemas.microsoft.com/office/drawing/2016/ink" xmlns:am3d="http://schemas.microsoft.com/office/drawing/2017/model3d" xmlns:o="urn:schemas-microsoft-com:office:office" xmlns:oel="http://schemas.microsoft.com/office/2019/extlst" xmlns:r="http://schemas.openxmlformats.org/officeDocument/2006/relationships" xmlns:m="http://schemas.openxmlformats.org/officeDocument/2006/math" xmlns:v="urn:schemas-microsoft-com:vml" xmlns:wp14="http://schemas.microsoft.com/office/word/2010/wordprocessingDrawing" xmlns:wp="http://schemas.openxmlformats.org/drawingml/2006/wordprocessingDrawing" xmlns:w10="urn:schemas-microsoft-com:office:word" xmlns:w="http://schemas.openxmlformats.org/wordprocessingml/2006/main" xmlns:w14="http://schemas.microsoft.com/office/word/2010/wordml" xmlns:w15="http://schemas.microsoft.com/office/word/2012/wordml" xmlns:w16cex="http://schemas.microsoft.com/office/word/2018/wordml/cex" xmlns:w16cid="http://schemas.microsoft.com/office/word/2016/wordml/cid" xmlns:w16="http://schemas.microsoft.com/office/word/2018/wordml" xmlns:w16du="http://schemas.microsoft.com/office/word/2023/wordml/word16du" xmlns:w16sdtdh="http://schemas.microsoft.com/office/word/2020/wordml/sdtdatahash" xmlns:w16sdtfl="http://schemas.microsoft.com/office/word/2024/wordml/sdtformatlock" xmlns:w16se="http://schemas.microsoft.com/office/word/2015/wordml/symex" xmlns:wpg="http://schemas.microsoft.com/office/word/2010/wordprocessingGroup" xmlns:wpi="http://schemas.microsoft.com/office/word/2010/wordprocessingInk" xmlns:wne="http://schemas.microsoft.com/office/word/2006/wordml" xmlns:wps="http://schemas.microsoft.com/office/word/2010/wordprocessingShape" mc:Ignorable="w14 w15 w16se w16cid w16 w16cex w16sdtdh w16sdtfl w16du wp14">
   <w:endnote w:type="separator" w:id="-1">
     <w:p>
       <w:pPr>
@@ -498,7 +578,7 @@
 </file>
 
 <file path=word/footer1.xml><?xml version="1.0" encoding="utf-8"?>
-<w:ftr xmlns:wpc="http://schemas.microsoft.com/office/word/2010/wordprocessingCanvas" xmlns:cx="http://schemas.microsoft.com/office/drawing/2014/chartex" xmlns:cx1="http://schemas.microsoft.com/office/drawing/2015/9/8/chartex" xmlns:cx2="http://schemas.microsoft.com/office/drawing/2015/10/21/chartex" xmlns:cx3="http://schemas.microsoft.com/office/drawing/2016/5/9/chartex" xmlns:cx4="http://schemas.microsoft.com/office/drawing/2016/5/10/chartex" xmlns:cx5="http://schemas.microsoft.com/office/drawing/2016/5/11/chartex" xmlns:cx6="http://schemas.microsoft.com/office/drawing/2016/5/12/chartex" xmlns:cx7="http://schemas.microsoft.com/office/drawing/2016/5/13/chartex" xmlns:cx8="http://schemas.microsoft.com/office/drawing/2016/5/14/chartex" xmlns:mc="http://schemas.openxmlformats.org/markup-compatibility/2006" xmlns:aink="http://schemas.microsoft.com/office/drawing/2016/ink" xmlns:am3d="http://schemas.microsoft.com/office/drawing/2017/model3d" xmlns:o="urn:schemas-microsoft-com:office:office" xmlns:oel="http://schemas.microsoft.com/office/2019/extlst" xmlns:r="http://schemas.openxmlformats.org/officeDocument/2006/relationships" xmlns:m="http://schemas.openxmlformats.org/officeDocument/2006/math" xmlns:v="urn:schemas-microsoft-com:vml" xmlns:wp14="http://schemas.microsoft.com/office/word/2010/wordprocessingDrawing" xmlns:wp="http://schemas.openxmlformats.org/drawingml/2006/wordprocessingDrawing" xmlns:w10="urn:schemas-microsoft-com:office:word" xmlns:w="http://schemas.openxmlformats.org/wordprocessingml/2006/main" xmlns:w14="http://schemas.microsoft.com/office/word/2010/wordml" xmlns:w15="http://schemas.microsoft.com/office/word/2012/wordml" xmlns:w16cex="http://schemas.microsoft.com/office/word/2018/wordml/cex" xmlns:w16cid="http://schemas.microsoft.com/office/word/2016/wordml/cid" xmlns:w16="http://schemas.microsoft.com/office/word/2018/wordml" xmlns:w16sdtdh="http://schemas.microsoft.com/office/word/2020/wordml/sdtdatahash" xmlns:w16se="http://schemas.microsoft.com/office/word/2015/wordml/symex" xmlns:wpg="http://schemas.microsoft.com/office/word/2010/wordprocessingGroup" xmlns:wpi="http://schemas.microsoft.com/office/word/2010/wordprocessingInk" xmlns:wne="http://schemas.microsoft.com/office/word/2006/wordml" xmlns:wps="http://schemas.microsoft.com/office/word/2010/wordprocessingShape" mc:Ignorable="w14 w15 w16se w16cid w16 w16cex w16sdtdh wp14">
+<w:ftr xmlns:wpc="http://schemas.microsoft.com/office/word/2010/wordprocessingCanvas" xmlns:cx="http://schemas.microsoft.com/office/drawing/2014/chartex" xmlns:cx1="http://schemas.microsoft.com/office/drawing/2015/9/8/chartex" xmlns:cx2="http://schemas.microsoft.com/office/drawing/2015/10/21/chartex" xmlns:cx3="http://schemas.microsoft.com/office/drawing/2016/5/9/chartex" xmlns:cx4="http://schemas.microsoft.com/office/drawing/2016/5/10/chartex" xmlns:cx5="http://schemas.microsoft.com/office/drawing/2016/5/11/chartex" xmlns:cx6="http://schemas.microsoft.com/office/drawing/2016/5/12/chartex" xmlns:cx7="http://schemas.microsoft.com/office/drawing/2016/5/13/chartex" xmlns:cx8="http://schemas.microsoft.com/office/drawing/2016/5/14/chartex" xmlns:mc="http://schemas.openxmlformats.org/markup-compatibility/2006" xmlns:aink="http://schemas.microsoft.com/office/drawing/2016/ink" xmlns:am3d="http://schemas.microsoft.com/office/drawing/2017/model3d" xmlns:o="urn:schemas-microsoft-com:office:office" xmlns:oel="http://schemas.microsoft.com/office/2019/extlst" xmlns:r="http://schemas.openxmlformats.org/officeDocument/2006/relationships" xmlns:m="http://schemas.openxmlformats.org/officeDocument/2006/math" xmlns:v="urn:schemas-microsoft-com:vml" xmlns:wp14="http://schemas.microsoft.com/office/word/2010/wordprocessingDrawing" xmlns:wp="http://schemas.openxmlformats.org/drawingml/2006/wordprocessingDrawing" xmlns:w10="urn:schemas-microsoft-com:office:word" xmlns:w="http://schemas.openxmlformats.org/wordprocessingml/2006/main" xmlns:w14="http://schemas.microsoft.com/office/word/2010/wordml" xmlns:w15="http://schemas.microsoft.com/office/word/2012/wordml" xmlns:w16cex="http://schemas.microsoft.com/office/word/2018/wordml/cex" xmlns:w16cid="http://schemas.microsoft.com/office/word/2016/wordml/cid" xmlns:w16="http://schemas.microsoft.com/office/word/2018/wordml" xmlns:w16du="http://schemas.microsoft.com/office/word/2023/wordml/word16du" xmlns:w16sdtdh="http://schemas.microsoft.com/office/word/2020/wordml/sdtdatahash" xmlns:w16sdtfl="http://schemas.microsoft.com/office/word/2024/wordml/sdtformatlock" xmlns:w16se="http://schemas.microsoft.com/office/word/2015/wordml/symex" xmlns:wpg="http://schemas.microsoft.com/office/word/2010/wordprocessingGroup" xmlns:wpi="http://schemas.microsoft.com/office/word/2010/wordprocessingInk" xmlns:wne="http://schemas.microsoft.com/office/word/2006/wordml" xmlns:wps="http://schemas.microsoft.com/office/word/2010/wordprocessingShape" mc:Ignorable="w14 w15 w16se w16cid w16 w16cex w16sdtdh w16sdtfl w16du wp14">
   <w:p>
     <w:pPr>
       <w:pStyle w:val="Footer"/>
@@ -508,7 +588,7 @@
 </file>
 
 <file path=word/footer2.xml><?xml version="1.0" encoding="utf-8"?>
-<w:ftr xmlns:wpc="http://schemas.microsoft.com/office/word/2010/wordprocessingCanvas" xmlns:cx="http://schemas.microsoft.com/office/drawing/2014/chartex" xmlns:cx1="http://schemas.microsoft.com/office/drawing/2015/9/8/chartex" xmlns:cx2="http://schemas.microsoft.com/office/drawing/2015/10/21/chartex" xmlns:cx3="http://schemas.microsoft.com/office/drawing/2016/5/9/chartex" xmlns:cx4="http://schemas.microsoft.com/office/drawing/2016/5/10/chartex" xmlns:cx5="http://schemas.microsoft.com/office/drawing/2016/5/11/chartex" xmlns:cx6="http://schemas.microsoft.com/office/drawing/2016/5/12/chartex" xmlns:cx7="http://schemas.microsoft.com/office/drawing/2016/5/13/chartex" xmlns:cx8="http://schemas.microsoft.com/office/drawing/2016/5/14/chartex" xmlns:mc="http://schemas.openxmlformats.org/markup-compatibility/2006" xmlns:aink="http://schemas.microsoft.com/office/drawing/2016/ink" xmlns:am3d="http://schemas.microsoft.com/office/drawing/2017/model3d" xmlns:o="urn:schemas-microsoft-com:office:office" xmlns:oel="http://schemas.microsoft.com/office/2019/extlst" xmlns:r="http://schemas.openxmlformats.org/officeDocument/2006/relationships" xmlns:m="http://schemas.openxmlformats.org/officeDocument/2006/math" xmlns:v="urn:schemas-microsoft-com:vml" xmlns:wp14="http://schemas.microsoft.com/office/word/2010/wordprocessingDrawing" xmlns:wp="http://schemas.openxmlformats.org/drawingml/2006/wordprocessingDrawing" xmlns:w10="urn:schemas-microsoft-com:office:word" xmlns:w="http://schemas.openxmlformats.org/wordprocessingml/2006/main" xmlns:w14="http://schemas.microsoft.com/office/word/2010/wordml" xmlns:w15="http://schemas.microsoft.com/office/word/2012/wordml" xmlns:w16cex="http://schemas.microsoft.com/office/word/2018/wordml/cex" xmlns:w16cid="http://schemas.microsoft.com/office/word/2016/wordml/cid" xmlns:w16="http://schemas.microsoft.com/office/word/2018/wordml" xmlns:w16sdtdh="http://schemas.microsoft.com/office/word/2020/wordml/sdtdatahash" xmlns:w16se="http://schemas.microsoft.com/office/word/2015/wordml/symex" xmlns:wpg="http://schemas.microsoft.com/office/word/2010/wordprocessingGroup" xmlns:wpi="http://schemas.microsoft.com/office/word/2010/wordprocessingInk" xmlns:wne="http://schemas.microsoft.com/office/word/2006/wordml" xmlns:wps="http://schemas.microsoft.com/office/word/2010/wordprocessingShape" mc:Ignorable="w14 w15 w16se w16cid w16 w16cex w16sdtdh wp14">
+<w:ftr xmlns:wpc="http://schemas.microsoft.com/office/word/2010/wordprocessingCanvas" xmlns:cx="http://schemas.microsoft.com/office/drawing/2014/chartex" xmlns:cx1="http://schemas.microsoft.com/office/drawing/2015/9/8/chartex" xmlns:cx2="http://schemas.microsoft.com/office/drawing/2015/10/21/chartex" xmlns:cx3="http://schemas.microsoft.com/office/drawing/2016/5/9/chartex" xmlns:cx4="http://schemas.microsoft.com/office/drawing/2016/5/10/chartex" xmlns:cx5="http://schemas.microsoft.com/office/drawing/2016/5/11/chartex" xmlns:cx6="http://schemas.microsoft.com/office/drawing/2016/5/12/chartex" xmlns:cx7="http://schemas.microsoft.com/office/drawing/2016/5/13/chartex" xmlns:cx8="http://schemas.microsoft.com/office/drawing/2016/5/14/chartex" xmlns:mc="http://schemas.openxmlformats.org/markup-compatibility/2006" xmlns:aink="http://schemas.microsoft.com/office/drawing/2016/ink" xmlns:am3d="http://schemas.microsoft.com/office/drawing/2017/model3d" xmlns:o="urn:schemas-microsoft-com:office:office" xmlns:oel="http://schemas.microsoft.com/office/2019/extlst" xmlns:r="http://schemas.openxmlformats.org/officeDocument/2006/relationships" xmlns:m="http://schemas.openxmlformats.org/officeDocument/2006/math" xmlns:v="urn:schemas-microsoft-com:vml" xmlns:wp14="http://schemas.microsoft.com/office/word/2010/wordprocessingDrawing" xmlns:wp="http://schemas.openxmlformats.org/drawingml/2006/wordprocessingDrawing" xmlns:w10="urn:schemas-microsoft-com:office:word" xmlns:w="http://schemas.openxmlformats.org/wordprocessingml/2006/main" xmlns:w14="http://schemas.microsoft.com/office/word/2010/wordml" xmlns:w15="http://schemas.microsoft.com/office/word/2012/wordml" xmlns:w16cex="http://schemas.microsoft.com/office/word/2018/wordml/cex" xmlns:w16cid="http://schemas.microsoft.com/office/word/2016/wordml/cid" xmlns:w16="http://schemas.microsoft.com/office/word/2018/wordml" xmlns:w16du="http://schemas.microsoft.com/office/word/2023/wordml/word16du" xmlns:w16sdtdh="http://schemas.microsoft.com/office/word/2020/wordml/sdtdatahash" xmlns:w16sdtfl="http://schemas.microsoft.com/office/word/2024/wordml/sdtformatlock" xmlns:w16se="http://schemas.microsoft.com/office/word/2015/wordml/symex" xmlns:wpg="http://schemas.microsoft.com/office/word/2010/wordprocessingGroup" xmlns:wpi="http://schemas.microsoft.com/office/word/2010/wordprocessingInk" xmlns:wne="http://schemas.microsoft.com/office/word/2006/wordml" xmlns:wps="http://schemas.microsoft.com/office/word/2010/wordprocessingShape" mc:Ignorable="w14 w15 w16se w16cid w16 w16cex w16sdtdh w16sdtfl w16du wp14">
   <w:p>
     <w:pPr>
       <w:pStyle w:val="Footer"/>
@@ -518,7 +598,7 @@
 </file>
 
 <file path=word/footer3.xml><?xml version="1.0" encoding="utf-8"?>
-<w:ftr xmlns:wpc="http://schemas.microsoft.com/office/word/2010/wordprocessingCanvas" xmlns:cx="http://schemas.microsoft.com/office/drawing/2014/chartex" xmlns:cx1="http://schemas.microsoft.com/office/drawing/2015/9/8/chartex" xmlns:cx2="http://schemas.microsoft.com/office/drawing/2015/10/21/chartex" xmlns:cx3="http://schemas.microsoft.com/office/drawing/2016/5/9/chartex" xmlns:cx4="http://schemas.microsoft.com/office/drawing/2016/5/10/chartex" xmlns:cx5="http://schemas.microsoft.com/office/drawing/2016/5/11/chartex" xmlns:cx6="http://schemas.microsoft.com/office/drawing/2016/5/12/chartex" xmlns:cx7="http://schemas.microsoft.com/office/drawing/2016/5/13/chartex" xmlns:cx8="http://schemas.microsoft.com/office/drawing/2016/5/14/chartex" xmlns:mc="http://schemas.openxmlformats.org/markup-compatibility/2006" xmlns:aink="http://schemas.microsoft.com/office/drawing/2016/ink" xmlns:am3d="http://schemas.microsoft.com/office/drawing/2017/model3d" xmlns:o="urn:schemas-microsoft-com:office:office" xmlns:oel="http://schemas.microsoft.com/office/2019/extlst" xmlns:r="http://schemas.openxmlformats.org/officeDocument/2006/relationships" xmlns:m="http://schemas.openxmlformats.org/officeDocument/2006/math" xmlns:v="urn:schemas-microsoft-com:vml" xmlns:wp14="http://schemas.microsoft.com/office/word/2010/wordprocessingDrawing" xmlns:wp="http://schemas.openxmlformats.org/drawingml/2006/wordprocessingDrawing" xmlns:w10="urn:schemas-microsoft-com:office:word" xmlns:w="http://schemas.openxmlformats.org/wordprocessingml/2006/main" xmlns:w14="http://schemas.microsoft.com/office/word/2010/wordml" xmlns:w15="http://schemas.microsoft.com/office/word/2012/wordml" xmlns:w16cex="http://schemas.microsoft.com/office/word/2018/wordml/cex" xmlns:w16cid="http://schemas.microsoft.com/office/word/2016/wordml/cid" xmlns:w16="http://schemas.microsoft.com/office/word/2018/wordml" xmlns:w16sdtdh="http://schemas.microsoft.com/office/word/2020/wordml/sdtdatahash" xmlns:w16se="http://schemas.microsoft.com/office/word/2015/wordml/symex" xmlns:wpg="http://schemas.microsoft.com/office/word/2010/wordprocessingGroup" xmlns:wpi="http://schemas.microsoft.com/office/word/2010/wordprocessingInk" xmlns:wne="http://schemas.microsoft.com/office/word/2006/wordml" xmlns:wps="http://schemas.microsoft.com/office/word/2010/wordprocessingShape" mc:Ignorable="w14 w15 w16se w16cid w16 w16cex w16sdtdh wp14">
+<w:ftr xmlns:wpc="http://schemas.microsoft.com/office/word/2010/wordprocessingCanvas" xmlns:cx="http://schemas.microsoft.com/office/drawing/2014/chartex" xmlns:cx1="http://schemas.microsoft.com/office/drawing/2015/9/8/chartex" xmlns:cx2="http://schemas.microsoft.com/office/drawing/2015/10/21/chartex" xmlns:cx3="http://schemas.microsoft.com/office/drawing/2016/5/9/chartex" xmlns:cx4="http://schemas.microsoft.com/office/drawing/2016/5/10/chartex" xmlns:cx5="http://schemas.microsoft.com/office/drawing/2016/5/11/chartex" xmlns:cx6="http://schemas.microsoft.com/office/drawing/2016/5/12/chartex" xmlns:cx7="http://schemas.microsoft.com/office/drawing/2016/5/13/chartex" xmlns:cx8="http://schemas.microsoft.com/office/drawing/2016/5/14/chartex" xmlns:mc="http://schemas.openxmlformats.org/markup-compatibility/2006" xmlns:aink="http://schemas.microsoft.com/office/drawing/2016/ink" xmlns:am3d="http://schemas.microsoft.com/office/drawing/2017/model3d" xmlns:o="urn:schemas-microsoft-com:office:office" xmlns:oel="http://schemas.microsoft.com/office/2019/extlst" xmlns:r="http://schemas.openxmlformats.org/officeDocument/2006/relationships" xmlns:m="http://schemas.openxmlformats.org/officeDocument/2006/math" xmlns:v="urn:schemas-microsoft-com:vml" xmlns:wp14="http://schemas.microsoft.com/office/word/2010/wordprocessingDrawing" xmlns:wp="http://schemas.openxmlformats.org/drawingml/2006/wordprocessingDrawing" xmlns:w10="urn:schemas-microsoft-com:office:word" xmlns:w="http://schemas.openxmlformats.org/wordprocessingml/2006/main" xmlns:w14="http://schemas.microsoft.com/office/word/2010/wordml" xmlns:w15="http://schemas.microsoft.com/office/word/2012/wordml" xmlns:w16cex="http://schemas.microsoft.com/office/word/2018/wordml/cex" xmlns:w16cid="http://schemas.microsoft.com/office/word/2016/wordml/cid" xmlns:w16="http://schemas.microsoft.com/office/word/2018/wordml" xmlns:w16du="http://schemas.microsoft.com/office/word/2023/wordml/word16du" xmlns:w16sdtdh="http://schemas.microsoft.com/office/word/2020/wordml/sdtdatahash" xmlns:w16sdtfl="http://schemas.microsoft.com/office/word/2024/wordml/sdtformatlock" xmlns:w16se="http://schemas.microsoft.com/office/word/2015/wordml/symex" xmlns:wpg="http://schemas.microsoft.com/office/word/2010/wordprocessingGroup" xmlns:wpi="http://schemas.microsoft.com/office/word/2010/wordprocessingInk" xmlns:wne="http://schemas.microsoft.com/office/word/2006/wordml" xmlns:wps="http://schemas.microsoft.com/office/word/2010/wordprocessingShape" mc:Ignorable="w14 w15 w16se w16cid w16 w16cex w16sdtdh w16sdtfl w16du wp14">
   <w:p>
     <w:pPr>
       <w:pStyle w:val="Footer"/>
@@ -528,7 +608,7 @@
 </file>
 
 <file path=word/footnotes.xml><?xml version="1.0" encoding="utf-8"?>
-<w:footnotes xmlns:wpc="http://schemas.microsoft.com/office/word/2010/wordprocessingCanvas" xmlns:cx="http://schemas.microsoft.com/office/drawing/2014/chartex" xmlns:cx1="http://schemas.microsoft.com/office/drawing/2015/9/8/chartex" xmlns:cx2="http://schemas.microsoft.com/office/drawing/2015/10/21/chartex" xmlns:cx3="http://schemas.microsoft.com/office/drawing/2016/5/9/chartex" xmlns:cx4="http://schemas.microsoft.com/office/drawing/2016/5/10/chartex" xmlns:cx5="http://schemas.microsoft.com/office/drawing/2016/5/11/chartex" xmlns:cx6="http://schemas.microsoft.com/office/drawing/2016/5/12/chartex" xmlns:cx7="http://schemas.microsoft.com/office/drawing/2016/5/13/chartex" xmlns:cx8="http://schemas.microsoft.com/office/drawing/2016/5/14/chartex" xmlns:mc="http://schemas.openxmlformats.org/markup-compatibility/2006" xmlns:aink="http://schemas.microsoft.com/office/drawing/2016/ink" xmlns:am3d="http://schemas.microsoft.com/office/drawing/2017/model3d" xmlns:o="urn:schemas-microsoft-com:office:office" xmlns:oel="http://schemas.microsoft.com/office/2019/extlst" xmlns:r="http://schemas.openxmlformats.org/officeDocument/2006/relationships" xmlns:m="http://schemas.openxmlformats.org/officeDocument/2006/math" xmlns:v="urn:schemas-microsoft-com:vml" xmlns:wp14="http://schemas.microsoft.com/office/word/2010/wordprocessingDrawing" xmlns:wp="http://schemas.openxmlformats.org/drawingml/2006/wordprocessingDrawing" xmlns:w10="urn:schemas-microsoft-com:office:word" xmlns:w="http://schemas.openxmlformats.org/wordprocessingml/2006/main" xmlns:w14="http://schemas.microsoft.com/office/word/2010/wordml" xmlns:w15="http://schemas.microsoft.com/office/word/2012/wordml" xmlns:w16cex="http://schemas.microsoft.com/office/word/2018/wordml/cex" xmlns:w16cid="http://schemas.microsoft.com/office/word/2016/wordml/cid" xmlns:w16="http://schemas.microsoft.com/office/word/2018/wordml" xmlns:w16sdtdh="http://schemas.microsoft.com/office/word/2020/wordml/sdtdatahash" xmlns:w16se="http://schemas.microsoft.com/office/word/2015/wordml/symex" xmlns:wpg="http://schemas.microsoft.com/office/word/2010/wordprocessingGroup" xmlns:wpi="http://schemas.microsoft.com/office/word/2010/wordprocessingInk" xmlns:wne="http://schemas.microsoft.com/office/word/2006/wordml" xmlns:wps="http://schemas.microsoft.com/office/word/2010/wordprocessingShape" mc:Ignorable="w14 w15 w16se w16cid w16 w16cex w16sdtdh wp14">
+<w:footnotes xmlns:wpc="http://schemas.microsoft.com/office/word/2010/wordprocessingCanvas" xmlns:cx="http://schemas.microsoft.com/office/drawing/2014/chartex" xmlns:cx1="http://schemas.microsoft.com/office/drawing/2015/9/8/chartex" xmlns:cx2="http://schemas.microsoft.com/office/drawing/2015/10/21/chartex" xmlns:cx3="http://schemas.microsoft.com/office/drawing/2016/5/9/chartex" xmlns:cx4="http://schemas.microsoft.com/office/drawing/2016/5/10/chartex" xmlns:cx5="http://schemas.microsoft.com/office/drawing/2016/5/11/chartex" xmlns:cx6="http://schemas.microsoft.com/office/drawing/2016/5/12/chartex" xmlns:cx7="http://schemas.microsoft.com/office/drawing/2016/5/13/chartex" xmlns:cx8="http://schemas.microsoft.com/office/drawing/2016/5/14/chartex" xmlns:mc="http://schemas.openxmlformats.org/markup-compatibility/2006" xmlns:aink="http://schemas.microsoft.com/office/drawing/2016/ink" xmlns:am3d="http://schemas.microsoft.com/office/drawing/2017/model3d" xmlns:o="urn:schemas-microsoft-com:office:office" xmlns:oel="http://schemas.microsoft.com/office/2019/extlst" xmlns:r="http://schemas.openxmlformats.org/officeDocument/2006/relationships" xmlns:m="http://schemas.openxmlformats.org/officeDocument/2006/math" xmlns:v="urn:schemas-microsoft-com:vml" xmlns:wp14="http://schemas.microsoft.com/office/word/2010/wordprocessingDrawing" xmlns:wp="http://schemas.openxmlformats.org/drawingml/2006/wordprocessingDrawing" xmlns:w10="urn:schemas-microsoft-com:office:word" xmlns:w="http://schemas.openxmlformats.org/wordprocessingml/2006/main" xmlns:w14="http://schemas.microsoft.com/office/word/2010/wordml" xmlns:w15="http://schemas.microsoft.com/office/word/2012/wordml" xmlns:w16cex="http://schemas.microsoft.com/office/word/2018/wordml/cex" xmlns:w16cid="http://schemas.microsoft.com/office/word/2016/wordml/cid" xmlns:w16="http://schemas.microsoft.com/office/word/2018/wordml" xmlns:w16du="http://schemas.microsoft.com/office/word/2023/wordml/word16du" xmlns:w16sdtdh="http://schemas.microsoft.com/office/word/2020/wordml/sdtdatahash" xmlns:w16sdtfl="http://schemas.microsoft.com/office/word/2024/wordml/sdtformatlock" xmlns:w16se="http://schemas.microsoft.com/office/word/2015/wordml/symex" xmlns:wpg="http://schemas.microsoft.com/office/word/2010/wordprocessingGroup" xmlns:wpi="http://schemas.microsoft.com/office/word/2010/wordprocessingInk" xmlns:wne="http://schemas.microsoft.com/office/word/2006/wordml" xmlns:wps="http://schemas.microsoft.com/office/word/2010/wordprocessingShape" mc:Ignorable="w14 w15 w16se w16cid w16 w16cex w16sdtdh w16sdtfl w16du wp14">
   <w:footnote w:type="separator" w:id="-1">
     <w:p>
       <w:pPr>
@@ -553,7 +633,7 @@
 </file>
 
 <file path=word/header1.xml><?xml version="1.0" encoding="utf-8"?>
-<w:hdr xmlns:wpc="http://schemas.microsoft.com/office/word/2010/wordprocessingCanvas" xmlns:cx="http://schemas.microsoft.com/office/drawing/2014/chartex" xmlns:cx1="http://schemas.microsoft.com/office/drawing/2015/9/8/chartex" xmlns:cx2="http://schemas.microsoft.com/office/drawing/2015/10/21/chartex" xmlns:cx3="http://schemas.microsoft.com/office/drawing/2016/5/9/chartex" xmlns:cx4="http://schemas.microsoft.com/office/drawing/2016/5/10/chartex" xmlns:cx5="http://schemas.microsoft.com/office/drawing/2016/5/11/chartex" xmlns:cx6="http://schemas.microsoft.com/office/drawing/2016/5/12/chartex" xmlns:cx7="http://schemas.microsoft.com/office/drawing/2016/5/13/chartex" xmlns:cx8="http://schemas.microsoft.com/office/drawing/2016/5/14/chartex" xmlns:mc="http://schemas.openxmlformats.org/markup-compatibility/2006" xmlns:aink="http://schemas.microsoft.com/office/drawing/2016/ink" xmlns:am3d="http://schemas.microsoft.com/office/drawing/2017/model3d" xmlns:o="urn:schemas-microsoft-com:office:office" xmlns:oel="http://schemas.microsoft.com/office/2019/extlst" xmlns:r="http://schemas.openxmlformats.org/officeDocument/2006/relationships" xmlns:m="http://schemas.openxmlformats.org/officeDocument/2006/math" xmlns:v="urn:schemas-microsoft-com:vml" xmlns:wp14="http://schemas.microsoft.com/office/word/2010/wordprocessingDrawing" xmlns:wp="http://schemas.openxmlformats.org/drawingml/2006/wordprocessingDrawing" xmlns:w10="urn:schemas-microsoft-com:office:word" xmlns:w="http://schemas.openxmlformats.org/wordprocessingml/2006/main" xmlns:w14="http://schemas.microsoft.com/office/word/2010/wordml" xmlns:w15="http://schemas.microsoft.com/office/word/2012/wordml" xmlns:w16cex="http://schemas.microsoft.com/office/word/2018/wordml/cex" xmlns:w16cid="http://schemas.microsoft.com/office/word/2016/wordml/cid" xmlns:w16="http://schemas.microsoft.com/office/word/2018/wordml" xmlns:w16sdtdh="http://schemas.microsoft.com/office/word/2020/wordml/sdtdatahash" xmlns:w16se="http://schemas.microsoft.com/office/word/2015/wordml/symex" xmlns:wpg="http://schemas.microsoft.com/office/word/2010/wordprocessingGroup" xmlns:wpi="http://schemas.microsoft.com/office/word/2010/wordprocessingInk" xmlns:wne="http://schemas.microsoft.com/office/word/2006/wordml" xmlns:wps="http://schemas.microsoft.com/office/word/2010/wordprocessingShape" mc:Ignorable="w14 w15 w16se w16cid w16 w16cex w16sdtdh wp14">
+<w:hdr xmlns:wpc="http://schemas.microsoft.com/office/word/2010/wordprocessingCanvas" xmlns:cx="http://schemas.microsoft.com/office/drawing/2014/chartex" xmlns:cx1="http://schemas.microsoft.com/office/drawing/2015/9/8/chartex" xmlns:cx2="http://schemas.microsoft.com/office/drawing/2015/10/21/chartex" xmlns:cx3="http://schemas.microsoft.com/office/drawing/2016/5/9/chartex" xmlns:cx4="http://schemas.microsoft.com/office/drawing/2016/5/10/chartex" xmlns:cx5="http://schemas.microsoft.com/office/drawing/2016/5/11/chartex" xmlns:cx6="http://schemas.microsoft.com/office/drawing/2016/5/12/chartex" xmlns:cx7="http://schemas.microsoft.com/office/drawing/2016/5/13/chartex" xmlns:cx8="http://schemas.microsoft.com/office/drawing/2016/5/14/chartex" xmlns:mc="http://schemas.openxmlformats.org/markup-compatibility/2006" xmlns:aink="http://schemas.microsoft.com/office/drawing/2016/ink" xmlns:am3d="http://schemas.microsoft.com/office/drawing/2017/model3d" xmlns:o="urn:schemas-microsoft-com:office:office" xmlns:oel="http://schemas.microsoft.com/office/2019/extlst" xmlns:r="http://schemas.openxmlformats.org/officeDocument/2006/relationships" xmlns:m="http://schemas.openxmlformats.org/officeDocument/2006/math" xmlns:v="urn:schemas-microsoft-com:vml" xmlns:wp14="http://schemas.microsoft.com/office/word/2010/wordprocessingDrawing" xmlns:wp="http://schemas.openxmlformats.org/drawingml/2006/wordprocessingDrawing" xmlns:w10="urn:schemas-microsoft-com:office:word" xmlns:w="http://schemas.openxmlformats.org/wordprocessingml/2006/main" xmlns:w14="http://schemas.microsoft.com/office/word/2010/wordml" xmlns:w15="http://schemas.microsoft.com/office/word/2012/wordml" xmlns:w16cex="http://schemas.microsoft.com/office/word/2018/wordml/cex" xmlns:w16cid="http://schemas.microsoft.com/office/word/2016/wordml/cid" xmlns:w16="http://schemas.microsoft.com/office/word/2018/wordml" xmlns:w16du="http://schemas.microsoft.com/office/word/2023/wordml/word16du" xmlns:w16sdtdh="http://schemas.microsoft.com/office/word/2020/wordml/sdtdatahash" xmlns:w16sdtfl="http://schemas.microsoft.com/office/word/2024/wordml/sdtformatlock" xmlns:w16se="http://schemas.microsoft.com/office/word/2015/wordml/symex" xmlns:wpg="http://schemas.microsoft.com/office/word/2010/wordprocessingGroup" xmlns:wpi="http://schemas.microsoft.com/office/word/2010/wordprocessingInk" xmlns:wne="http://schemas.microsoft.com/office/word/2006/wordml" xmlns:wps="http://schemas.microsoft.com/office/word/2010/wordprocessingShape" mc:Ignorable="w14 w15 w16se w16cid w16 w16cex w16sdtdh w16sdtfl w16du wp14">
   <w:p>
     <w:pPr>
       <w:pStyle w:val="Header"/>
@@ -563,7 +643,7 @@
 </file>
 
 <file path=word/header2.xml><?xml version="1.0" encoding="utf-8"?>
-<w:hdr xmlns:wpc="http://schemas.microsoft.com/office/word/2010/wordprocessingCanvas" xmlns:cx="http://schemas.microsoft.com/office/drawing/2014/chartex" xmlns:cx1="http://schemas.microsoft.com/office/drawing/2015/9/8/chartex" xmlns:cx2="http://schemas.microsoft.com/office/drawing/2015/10/21/chartex" xmlns:cx3="http://schemas.microsoft.com/office/drawing/2016/5/9/chartex" xmlns:cx4="http://schemas.microsoft.com/office/drawing/2016/5/10/chartex" xmlns:cx5="http://schemas.microsoft.com/office/drawing/2016/5/11/chartex" xmlns:cx6="http://schemas.microsoft.com/office/drawing/2016/5/12/chartex" xmlns:cx7="http://schemas.microsoft.com/office/drawing/2016/5/13/chartex" xmlns:cx8="http://schemas.microsoft.com/office/drawing/2016/5/14/chartex" xmlns:mc="http://schemas.openxmlformats.org/markup-compatibility/2006" xmlns:aink="http://schemas.microsoft.com/office/drawing/2016/ink" xmlns:am3d="http://schemas.microsoft.com/office/drawing/2017/model3d" xmlns:o="urn:schemas-microsoft-com:office:office" xmlns:oel="http://schemas.microsoft.com/office/2019/extlst" xmlns:r="http://schemas.openxmlformats.org/officeDocument/2006/relationships" xmlns:m="http://schemas.openxmlformats.org/officeDocument/2006/math" xmlns:v="urn:schemas-microsoft-com:vml" xmlns:wp14="http://schemas.microsoft.com/office/word/2010/wordprocessingDrawing" xmlns:wp="http://schemas.openxmlformats.org/drawingml/2006/wordprocessingDrawing" xmlns:w10="urn:schemas-microsoft-com:office:word" xmlns:w="http://schemas.openxmlformats.org/wordprocessingml/2006/main" xmlns:w14="http://schemas.microsoft.com/office/word/2010/wordml" xmlns:w15="http://schemas.microsoft.com/office/word/2012/wordml" xmlns:w16cex="http://schemas.microsoft.com/office/word/2018/wordml/cex" xmlns:w16cid="http://schemas.microsoft.com/office/word/2016/wordml/cid" xmlns:w16="http://schemas.microsoft.com/office/word/2018/wordml" xmlns:w16sdtdh="http://schemas.microsoft.com/office/word/2020/wordml/sdtdatahash" xmlns:w16se="http://schemas.microsoft.com/office/word/2015/wordml/symex" xmlns:wpg="http://schemas.microsoft.com/office/word/2010/wordprocessingGroup" xmlns:wpi="http://schemas.microsoft.com/office/word/2010/wordprocessingInk" xmlns:wne="http://schemas.microsoft.com/office/word/2006/wordml" xmlns:wps="http://schemas.microsoft.com/office/word/2010/wordprocessingShape" mc:Ignorable="w14 w15 w16se w16cid w16 w16cex w16sdtdh wp14">
+<w:hdr xmlns:wpc="http://schemas.microsoft.com/office/word/2010/wordprocessingCanvas" xmlns:cx="http://schemas.microsoft.com/office/drawing/2014/chartex" xmlns:cx1="http://schemas.microsoft.com/office/drawing/2015/9/8/chartex" xmlns:cx2="http://schemas.microsoft.com/office/drawing/2015/10/21/chartex" xmlns:cx3="http://schemas.microsoft.com/office/drawing/2016/5/9/chartex" xmlns:cx4="http://schemas.microsoft.com/office/drawing/2016/5/10/chartex" xmlns:cx5="http://schemas.microsoft.com/office/drawing/2016/5/11/chartex" xmlns:cx6="http://schemas.microsoft.com/office/drawing/2016/5/12/chartex" xmlns:cx7="http://schemas.microsoft.com/office/drawing/2016/5/13/chartex" xmlns:cx8="http://schemas.microsoft.com/office/drawing/2016/5/14/chartex" xmlns:mc="http://schemas.openxmlformats.org/markup-compatibility/2006" xmlns:aink="http://schemas.microsoft.com/office/drawing/2016/ink" xmlns:am3d="http://schemas.microsoft.com/office/drawing/2017/model3d" xmlns:o="urn:schemas-microsoft-com:office:office" xmlns:oel="http://schemas.microsoft.com/office/2019/extlst" xmlns:r="http://schemas.openxmlformats.org/officeDocument/2006/relationships" xmlns:m="http://schemas.openxmlformats.org/officeDocument/2006/math" xmlns:v="urn:schemas-microsoft-com:vml" xmlns:wp14="http://schemas.microsoft.com/office/word/2010/wordprocessingDrawing" xmlns:wp="http://schemas.openxmlformats.org/drawingml/2006/wordprocessingDrawing" xmlns:w10="urn:schemas-microsoft-com:office:word" xmlns:w="http://schemas.openxmlformats.org/wordprocessingml/2006/main" xmlns:w14="http://schemas.microsoft.com/office/word/2010/wordml" xmlns:w15="http://schemas.microsoft.com/office/word/2012/wordml" xmlns:w16cex="http://schemas.microsoft.com/office/word/2018/wordml/cex" xmlns:w16cid="http://schemas.microsoft.com/office/word/2016/wordml/cid" xmlns:w16="http://schemas.microsoft.com/office/word/2018/wordml" xmlns:w16du="http://schemas.microsoft.com/office/word/2023/wordml/word16du" xmlns:w16sdtdh="http://schemas.microsoft.com/office/word/2020/wordml/sdtdatahash" xmlns:w16sdtfl="http://schemas.microsoft.com/office/word/2024/wordml/sdtformatlock" xmlns:w16se="http://schemas.microsoft.com/office/word/2015/wordml/symex" xmlns:wpg="http://schemas.microsoft.com/office/word/2010/wordprocessingGroup" xmlns:wpi="http://schemas.microsoft.com/office/word/2010/wordprocessingInk" xmlns:wne="http://schemas.microsoft.com/office/word/2006/wordml" xmlns:wps="http://schemas.microsoft.com/office/word/2010/wordprocessingShape" mc:Ignorable="w14 w15 w16se w16cid w16 w16cex w16sdtdh w16sdtfl w16du wp14">
   <w:p>
     <w:pPr>
       <w:pStyle w:val="Header"/>
@@ -574,7 +654,7 @@
 </file>
 
 <file path=word/header3.xml><?xml version="1.0" encoding="utf-8"?>
-<w:hdr xmlns:wpc="http://schemas.microsoft.com/office/word/2010/wordprocessingCanvas" xmlns:cx="http://schemas.microsoft.com/office/drawing/2014/chartex" xmlns:cx1="http://schemas.microsoft.com/office/drawing/2015/9/8/chartex" xmlns:cx2="http://schemas.microsoft.com/office/drawing/2015/10/21/chartex" xmlns:cx3="http://schemas.microsoft.com/office/drawing/2016/5/9/chartex" xmlns:cx4="http://schemas.microsoft.com/office/drawing/2016/5/10/chartex" xmlns:cx5="http://schemas.microsoft.com/office/drawing/2016/5/11/chartex" xmlns:cx6="http://schemas.microsoft.com/office/drawing/2016/5/12/chartex" xmlns:cx7="http://schemas.microsoft.com/office/drawing/2016/5/13/chartex" xmlns:cx8="http://schemas.microsoft.com/office/drawing/2016/5/14/chartex" xmlns:mc="http://schemas.openxmlformats.org/markup-compatibility/2006" xmlns:aink="http://schemas.microsoft.com/office/drawing/2016/ink" xmlns:am3d="http://schemas.microsoft.com/office/drawing/2017/model3d" xmlns:o="urn:schemas-microsoft-com:office:office" xmlns:oel="http://schemas.microsoft.com/office/2019/extlst" xmlns:r="http://schemas.openxmlformats.org/officeDocument/2006/relationships" xmlns:m="http://schemas.openxmlformats.org/officeDocument/2006/math" xmlns:v="urn:schemas-microsoft-com:vml" xmlns:wp14="http://schemas.microsoft.com/office/word/2010/wordprocessingDrawing" xmlns:wp="http://schemas.openxmlformats.org/drawingml/2006/wordprocessingDrawing" xmlns:w10="urn:schemas-microsoft-com:office:word" xmlns:w="http://schemas.openxmlformats.org/wordprocessingml/2006/main" xmlns:w14="http://schemas.microsoft.com/office/word/2010/wordml" xmlns:w15="http://schemas.microsoft.com/office/word/2012/wordml" xmlns:w16cex="http://schemas.microsoft.com/office/word/2018/wordml/cex" xmlns:w16cid="http://schemas.microsoft.com/office/word/2016/wordml/cid" xmlns:w16="http://schemas.microsoft.com/office/word/2018/wordml" xmlns:w16sdtdh="http://schemas.microsoft.com/office/word/2020/wordml/sdtdatahash" xmlns:w16se="http://schemas.microsoft.com/office/word/2015/wordml/symex" xmlns:wpg="http://schemas.microsoft.com/office/word/2010/wordprocessingGroup" xmlns:wpi="http://schemas.microsoft.com/office/word/2010/wordprocessingInk" xmlns:wne="http://schemas.microsoft.com/office/word/2006/wordml" xmlns:wps="http://schemas.microsoft.com/office/word/2010/wordprocessingShape" mc:Ignorable="w14 w15 w16se w16cid w16 w16cex w16sdtdh wp14">
+<w:hdr xmlns:wpc="http://schemas.microsoft.com/office/word/2010/wordprocessingCanvas" xmlns:cx="http://schemas.microsoft.com/office/drawing/2014/chartex" xmlns:cx1="http://schemas.microsoft.com/office/drawing/2015/9/8/chartex" xmlns:cx2="http://schemas.microsoft.com/office/drawing/2015/10/21/chartex" xmlns:cx3="http://schemas.microsoft.com/office/drawing/2016/5/9/chartex" xmlns:cx4="http://schemas.microsoft.com/office/drawing/2016/5/10/chartex" xmlns:cx5="http://schemas.microsoft.com/office/drawing/2016/5/11/chartex" xmlns:cx6="http://schemas.microsoft.com/office/drawing/2016/5/12/chartex" xmlns:cx7="http://schemas.microsoft.com/office/drawing/2016/5/13/chartex" xmlns:cx8="http://schemas.microsoft.com/office/drawing/2016/5/14/chartex" xmlns:mc="http://schemas.openxmlformats.org/markup-compatibility/2006" xmlns:aink="http://schemas.microsoft.com/office/drawing/2016/ink" xmlns:am3d="http://schemas.microsoft.com/office/drawing/2017/model3d" xmlns:o="urn:schemas-microsoft-com:office:office" xmlns:oel="http://schemas.microsoft.com/office/2019/extlst" xmlns:r="http://schemas.openxmlformats.org/officeDocument/2006/relationships" xmlns:m="http://schemas.openxmlformats.org/officeDocument/2006/math" xmlns:v="urn:schemas-microsoft-com:vml" xmlns:wp14="http://schemas.microsoft.com/office/word/2010/wordprocessingDrawing" xmlns:wp="http://schemas.openxmlformats.org/drawingml/2006/wordprocessingDrawing" xmlns:w10="urn:schemas-microsoft-com:office:word" xmlns:w="http://schemas.openxmlformats.org/wordprocessingml/2006/main" xmlns:w14="http://schemas.microsoft.com/office/word/2010/wordml" xmlns:w15="http://schemas.microsoft.com/office/word/2012/wordml" xmlns:w16cex="http://schemas.microsoft.com/office/word/2018/wordml/cex" xmlns:w16cid="http://schemas.microsoft.com/office/word/2016/wordml/cid" xmlns:w16="http://schemas.microsoft.com/office/word/2018/wordml" xmlns:w16du="http://schemas.microsoft.com/office/word/2023/wordml/word16du" xmlns:w16sdtdh="http://schemas.microsoft.com/office/word/2020/wordml/sdtdatahash" xmlns:w16sdtfl="http://schemas.microsoft.com/office/word/2024/wordml/sdtformatlock" xmlns:w16se="http://schemas.microsoft.com/office/word/2015/wordml/symex" xmlns:wpg="http://schemas.microsoft.com/office/word/2010/wordprocessingGroup" xmlns:wpi="http://schemas.microsoft.com/office/word/2010/wordprocessingInk" xmlns:wne="http://schemas.microsoft.com/office/word/2006/wordml" xmlns:wps="http://schemas.microsoft.com/office/word/2010/wordprocessingShape" mc:Ignorable="w14 w15 w16se w16cid w16 w16cex w16sdtdh w16sdtfl w16du wp14">
   <w:p>
     <w:pPr>
       <w:pStyle w:val="Header"/>
@@ -583,7 +663,7 @@
     <w:r>
       <w:tab/>
       <w:tab/>
-      <w:t>2026-06-17</w:t>
+      <w:t>2026-06-18</w:t>
       <w:br/>
       <w:br/>
     </w:r>
@@ -596,7 +676,7 @@
 </file>
 
 <file path=word/numbering.xml><?xml version="1.0" encoding="utf-8"?>
-<w:numbering xmlns:wpc="http://schemas.microsoft.com/office/word/2010/wordprocessingCanvas" xmlns:cx="http://schemas.microsoft.com/office/drawing/2014/chartex" xmlns:cx1="http://schemas.microsoft.com/office/drawing/2015/9/8/chartex" xmlns:cx2="http://schemas.microsoft.com/office/drawing/2015/10/21/chartex" xmlns:cx3="http://schemas.microsoft.com/office/drawing/2016/5/9/chartex" xmlns:cx4="http://schemas.microsoft.com/office/drawing/2016/5/10/chartex" xmlns:cx5="http://schemas.microsoft.com/office/drawing/2016/5/11/chartex" xmlns:cx6="http://schemas.microsoft.com/office/drawing/2016/5/12/chartex" xmlns:cx7="http://schemas.microsoft.com/office/drawing/2016/5/13/chartex" xmlns:cx8="http://schemas.microsoft.com/office/drawing/2016/5/14/chartex" xmlns:mc="http://schemas.openxmlformats.org/markup-compatibility/2006" xmlns:aink="http://schemas.microsoft.com/office/drawing/2016/ink" xmlns:am3d="http://schemas.microsoft.com/office/drawing/2017/model3d" xmlns:o="urn:schemas-microsoft-com:office:office" xmlns:oel="http://schemas.microsoft.com/office/2019/extlst" xmlns:r="http://schemas.openxmlformats.org/officeDocument/2006/relationships" xmlns:m="http://schemas.openxmlformats.org/officeDocument/2006/math" xmlns:v="urn:schemas-microsoft-com:vml" xmlns:wp14="http://schemas.microsoft.com/office/word/2010/wordprocessingDrawing" xmlns:wp="http://schemas.openxmlformats.org/drawingml/2006/wordprocessingDrawing" xmlns:w10="urn:schemas-microsoft-com:office:word" xmlns:w="http://schemas.openxmlformats.org/wordprocessingml/2006/main" xmlns:w14="http://schemas.microsoft.com/office/word/2010/wordml" xmlns:w15="http://schemas.microsoft.com/office/word/2012/wordml" xmlns:w16cex="http://schemas.microsoft.com/office/word/2018/wordml/cex" xmlns:w16cid="http://schemas.microsoft.com/office/word/2016/wordml/cid" xmlns:w16="http://schemas.microsoft.com/office/word/2018/wordml" xmlns:w16sdtdh="http://schemas.microsoft.com/office/word/2020/wordml/sdtdatahash" xmlns:w16se="http://schemas.microsoft.com/office/word/2015/wordml/symex" xmlns:wpg="http://schemas.microsoft.com/office/word/2010/wordprocessingGroup" xmlns:wpi="http://schemas.microsoft.com/office/word/2010/wordprocessingInk" xmlns:wne="http://schemas.microsoft.com/office/word/2006/wordml" xmlns:wps="http://schemas.microsoft.com/office/word/2010/wordprocessingShape" mc:Ignorable="w14 w15 w16se w16cid w16 w16cex w16sdtdh wp14">
+<w:numbering xmlns:wpc="http://schemas.microsoft.com/office/word/2010/wordprocessingCanvas" xmlns:cx="http://schemas.microsoft.com/office/drawing/2014/chartex" xmlns:cx1="http://schemas.microsoft.com/office/drawing/2015/9/8/chartex" xmlns:cx2="http://schemas.microsoft.com/office/drawing/2015/10/21/chartex" xmlns:cx3="http://schemas.microsoft.com/office/drawing/2016/5/9/chartex" xmlns:cx4="http://schemas.microsoft.com/office/drawing/2016/5/10/chartex" xmlns:cx5="http://schemas.microsoft.com/office/drawing/2016/5/11/chartex" xmlns:cx6="http://schemas.microsoft.com/office/drawing/2016/5/12/chartex" xmlns:cx7="http://schemas.microsoft.com/office/drawing/2016/5/13/chartex" xmlns:cx8="http://schemas.microsoft.com/office/drawing/2016/5/14/chartex" xmlns:mc="http://schemas.openxmlformats.org/markup-compatibility/2006" xmlns:aink="http://schemas.microsoft.com/office/drawing/2016/ink" xmlns:am3d="http://schemas.microsoft.com/office/drawing/2017/model3d" xmlns:o="urn:schemas-microsoft-com:office:office" xmlns:oel="http://schemas.microsoft.com/office/2019/extlst" xmlns:r="http://schemas.openxmlformats.org/officeDocument/2006/relationships" xmlns:m="http://schemas.openxmlformats.org/officeDocument/2006/math" xmlns:v="urn:schemas-microsoft-com:vml" xmlns:wp14="http://schemas.microsoft.com/office/word/2010/wordprocessingDrawing" xmlns:wp="http://schemas.openxmlformats.org/drawingml/2006/wordprocessingDrawing" xmlns:w10="urn:schemas-microsoft-com:office:word" xmlns:w="http://schemas.openxmlformats.org/wordprocessingml/2006/main" xmlns:w14="http://schemas.microsoft.com/office/word/2010/wordml" xmlns:w15="http://schemas.microsoft.com/office/word/2012/wordml" xmlns:w16cex="http://schemas.microsoft.com/office/word/2018/wordml/cex" xmlns:w16cid="http://schemas.microsoft.com/office/word/2016/wordml/cid" xmlns:w16="http://schemas.microsoft.com/office/word/2018/wordml" xmlns:w16du="http://schemas.microsoft.com/office/word/2023/wordml/word16du" xmlns:w16sdtdh="http://schemas.microsoft.com/office/word/2020/wordml/sdtdatahash" xmlns:w16sdtfl="http://schemas.microsoft.com/office/word/2024/wordml/sdtformatlock" xmlns:w16se="http://schemas.microsoft.com/office/word/2015/wordml/symex" xmlns:wpg="http://schemas.microsoft.com/office/word/2010/wordprocessingGroup" xmlns:wpi="http://schemas.microsoft.com/office/word/2010/wordprocessingInk" xmlns:wne="http://schemas.microsoft.com/office/word/2006/wordml" xmlns:wps="http://schemas.microsoft.com/office/word/2010/wordprocessingShape" mc:Ignorable="w14 w15 w16se w16cid w16 w16cex w16sdtdh w16sdtfl w16du wp14">
   <w:abstractNum w:abstractNumId="0" w15:restartNumberingAfterBreak="0">
     <w:nsid w:val="FFFFFF7C"/>
     <w:multiLevelType w:val="singleLevel"/>
@@ -799,7 +879,7 @@
 </file>
 
 <file path=word/styles.xml><?xml version="1.0" encoding="utf-8"?>
-<w:styles xmlns:mc="http://schemas.openxmlformats.org/markup-compatibility/2006" xmlns:r="http://schemas.openxmlformats.org/officeDocument/2006/relationships" xmlns:w="http://schemas.openxmlformats.org/wordprocessingml/2006/main" xmlns:w14="http://schemas.microsoft.com/office/word/2010/wordml" xmlns:w15="http://schemas.microsoft.com/office/word/2012/wordml" xmlns:w16cex="http://schemas.microsoft.com/office/word/2018/wordml/cex" xmlns:w16cid="http://schemas.microsoft.com/office/word/2016/wordml/cid" xmlns:w16="http://schemas.microsoft.com/office/word/2018/wordml" xmlns:w16sdtdh="http://schemas.microsoft.com/office/word/2020/wordml/sdtdatahash" xmlns:w16se="http://schemas.microsoft.com/office/word/2015/wordml/symex" mc:Ignorable="w14 w15 w16se w16cid w16 w16cex w16sdtdh">
+<w:styles xmlns:mc="http://schemas.openxmlformats.org/markup-compatibility/2006" xmlns:r="http://schemas.openxmlformats.org/officeDocument/2006/relationships" xmlns:w="http://schemas.openxmlformats.org/wordprocessingml/2006/main" xmlns:w14="http://schemas.microsoft.com/office/word/2010/wordml" xmlns:w15="http://schemas.microsoft.com/office/word/2012/wordml" xmlns:w16cex="http://schemas.microsoft.com/office/word/2018/wordml/cex" xmlns:w16cid="http://schemas.microsoft.com/office/word/2016/wordml/cid" xmlns:w16="http://schemas.microsoft.com/office/word/2018/wordml" xmlns:w16du="http://schemas.microsoft.com/office/word/2023/wordml/word16du" xmlns:w16sdtdh="http://schemas.microsoft.com/office/word/2020/wordml/sdtdatahash" xmlns:w16sdtfl="http://schemas.microsoft.com/office/word/2024/wordml/sdtformatlock" xmlns:w16se="http://schemas.microsoft.com/office/word/2015/wordml/symex" mc:Ignorable="w14 w15 w16se w16cid w16 w16cex w16sdtdh w16sdtfl w16du">
   <w:docDefaults>
     <w:rPrDefault>
       <w:rPr>
@@ -1557,7 +1637,7 @@
     <w:link w:val="TitleChar"/>
     <w:uiPriority w:val="10"/>
     <w:qFormat/>
-    <w:rsid w:val="007106C8"/>
+    <w:rsid w:val="00E854FA"/>
     <w:pPr>
       <w:spacing w:after="300" w:line="240" w:lineRule="auto"/>
       <w:contextualSpacing/>
@@ -1567,7 +1647,7 @@
       <w:rFonts w:eastAsiaTheme="majorEastAsia" w:cstheme="majorBidi"/>
       <w:spacing w:val="5"/>
       <w:kern w:val="28"/>
-      <w:sz w:val="52"/>
+      <w:sz w:val="40"/>
       <w:szCs w:val="52"/>
       <w:lang w:val="sv-SE" w:eastAsia="en-US" w:bidi="ar-SA"/>
     </w:rPr>
@@ -1577,12 +1657,12 @@
     <w:basedOn w:val="DefaultParagraphFont"/>
     <w:link w:val="Title"/>
     <w:uiPriority w:val="10"/>
-    <w:rsid w:val="007106C8"/>
+    <w:rsid w:val="00E854FA"/>
     <w:rPr>
       <w:rFonts w:ascii="Times New Roman" w:eastAsiaTheme="majorEastAsia" w:hAnsi="Times New Roman" w:cstheme="majorBidi"/>
       <w:spacing w:val="5"/>
       <w:kern w:val="28"/>
-      <w:sz w:val="52"/>
+      <w:sz w:val="40"/>
       <w:szCs w:val="52"/>
       <w:lang w:val="sv-SE" w:eastAsia="en-US" w:bidi="ar-SA"/>
     </w:rPr>

--- a/tillsyn/A 63363-2025 tillsynsbegäran.docx
+++ b/tillsyn/A 63363-2025 tillsynsbegäran.docx
@@ -663,7 +663,7 @@
     <w:r>
       <w:tab/>
       <w:tab/>
-      <w:t>2026-06-18</w:t>
+      <w:t>2026-06-19</w:t>
       <w:br/>
       <w:br/>
     </w:r>

--- a/tillsyn/A 63363-2025 tillsynsbegäran.docx
+++ b/tillsyn/A 63363-2025 tillsynsbegäran.docx
@@ -663,7 +663,7 @@
     <w:r>
       <w:tab/>
       <w:tab/>
-      <w:t>2026-06-19</w:t>
+      <w:t>2026-06-20</w:t>
       <w:br/>
       <w:br/>
     </w:r>

--- a/tillsyn/A 63363-2025 tillsynsbegäran.docx
+++ b/tillsyn/A 63363-2025 tillsynsbegäran.docx
@@ -12,10 +12,7 @@
     </w:p>
     <w:p>
       <w:r>
-        <w:t>Detta dokument behandlar höga naturvärden i avverkningsanmälan A 63363-2025 i Åre kommun som inkom 2025-12-19 och omfattar 28,4 ha.</w:t>
-      </w:r>
-      <w:r>
-        <w:t xml:space="preserve"> I Figur 1 visas fyndplatser för naturvårdsarter i området, som finns registrerade på Artportalen.</w:t>
+        <w:t>Denna tillsynsbegäran behandlar höga naturvärden i avverkningsanmälan A 63363-2025 i Åre kommun som inkom 2025-12-19 och omfattar 28,4 ha.</w:t>
       </w:r>
     </w:p>
     <w:p>
@@ -63,7 +60,20 @@
         <w:spacing w:after="240"/>
       </w:pPr>
       <w:r>
-        <w:t>Figur 1. Fyndplatser för naturvårdsarter i och inom 8 meter från avverkningsanmälan (röd linje). Inom parentes anges rödlistekategorier, S för signalarter, Tför typiska arter och fridlysningsparagrafer i artskyddsförordningen.Markörer utan svart kant är placerade på fyndplatsen. Markörer med svart kant är placerade vid sidan av fyndplatsen och har ett svart streck som visar fyndplatsens exakta position. Kartans mittpunktskoordinat är N 7048668, E 397961 i SWEREF 99 TM.</w:t>
+        <w:t>Figur 1. Fyndplatser för naturvårdsarter i och inom 8 meter från avverkningsanmälan. Markörer utan svart kant är placerade på fyndplatsen. Markörer med svart kant är placerade vid sidan av fyndplatsen har ett svart streck som visar fyndplatsens exakta position. Kartans mittpunktskoordinat är N 7048668, E 397961 i SWEREF 99 TM.</w:t>
+      </w:r>
+    </w:p>
+    <w:p>
+      <w:r>
+        <w:t>I och inom 8 meter från avverkningsanmälan finns fynd av 5 naturvårdsarter, varav 3 är rödlistade, 2 är fridlysta och 4 är typiska (T): garnlav (VU, T), mjölig dropplav (VU), lunglav (NT, T), spillkråka (T, §4) och tallbit (T, §4). Se Figur 1.</w:t>
+      </w:r>
+    </w:p>
+    <w:p>
+      <w:pPr>
+        <w:pStyle w:val="Heading1"/>
+      </w:pPr>
+      <w:r>
+        <w:t>Tillsynsbegäran</w:t>
       </w:r>
     </w:p>
     <w:p>
@@ -77,115 +87,16 @@
       </w:r>
     </w:p>
     <w:p>
-      <w:r>
-        <w:t>Nedan beskrivs fynd av naturvårdsarter och fridlysta arter som gjorts i det avverkningsanmälda området. I BILAGA 1 finns artfakta om fridlysta och rödlistade arter.</w:t>
-      </w:r>
-    </w:p>
-    <w:p>
       <w:pPr>
         <w:pStyle w:val="Heading1"/>
       </w:pPr>
       <w:r>
-        <w:t>Naturvårdsarter</w:t>
+        <w:t>Naturvårdsarter och fridlysta arter</w:t>
       </w:r>
     </w:p>
     <w:p>
       <w:r>
-        <w:t>I och inom 8 meter från avverkningsanmälan har följande 5 naturvårdsarter hittats: garnlav (VU, T), mjölig dropplav (VU), lunglav (NT, T), spillkråka (T, §4) och tallbit (T, §4). Av dessa är 3 rödlistade. För rödlistade arter har rödlistekategorin angivits inom parentes. Typiska arter inom Natura 2000 som är kopplade till skogsekosystem har markerats med (T). För fridlysta arter anges även paragrafen i Artskyddsförordningen som arten är fridlyst enligt.</w:t>
-      </w:r>
-    </w:p>
-    <w:p>
-      <w:r>
-        <w:t>De påträffade naturvårdsarterna är ett tydligt kvitto på att det rör sig om en skog med höga naturvärden.</w:t>
-      </w:r>
-    </w:p>
-    <w:p>
-      <w:pPr>
-        <w:pStyle w:val="Heading2"/>
-      </w:pPr>
-      <w:r>
-        <w:t>Fridlysta arter</w:t>
-      </w:r>
-    </w:p>
-    <w:p>
-      <w:r>
-        <w:t>Följande fridlysta arter har sina livsmiljöer och växtplatser i den avverkningsanmälda skogen: spillkråka (T, §4) och tallbit (T, §4).</w:t>
-      </w:r>
-    </w:p>
-    <w:p>
-      <w:r>
-        <w:t xml:space="preserve">Observera att medlemsländerna är skyldiga att agera i enlighet med EU:s fågeldirektiv där det uttryckligen står att direktivet gäller för fåglar samt för deras ägg, bon och </w:t>
-      </w:r>
-      <w:r>
-        <w:rPr>
-          <w:b/>
-        </w:rPr>
-        <w:t xml:space="preserve">livsmiljöer </w:t>
-      </w:r>
-      <w:r>
-        <w:t>(artikel 1). Vidare att de åtgärder som vidtas inte får leda till en försämring av den nuvarande situationen beträffande bevarandet av de fågelarter som avses i artikel 1 (artikel 13). Fågeldirektivet är styrande för tillsynsansvariga myndigheters ärendehantering, ställningstaganden och beslutsfattande.</w:t>
-      </w:r>
-    </w:p>
-    <w:p>
-      <w:r>
-        <w:rPr>
-          <w:b/>
-        </w:rPr>
-        <w:t>Spillkråka (§4)</w:t>
-      </w:r>
-      <w:r>
-        <w:t xml:space="preserve"> omfattas av bilaga 1 i EU:s fågeldirektiv och är typisk art för </w:t>
-      </w:r>
-      <w:r>
-        <w:rPr>
-          <w:i/>
-        </w:rPr>
-        <w:t xml:space="preserve">9010 Taiga </w:t>
-      </w:r>
-      <w:r>
-        <w:t>och</w:t>
-      </w:r>
-      <w:r>
-        <w:rPr>
-          <w:i/>
-        </w:rPr>
-        <w:t xml:space="preserve"> 9740 Skogsbevuxen myr</w:t>
-      </w:r>
-      <w:r>
-        <w:t>. Den behöver grova träd, främst tall, asp och bok som boträd. Skogsbruk med korta omloppstider och täta, homogena ungskogar utgör det största hotet. Spillkråka är en nyckelart i skogliga miljöer vars övergivna bohål utnyttjas av flera andra hålhäckande fågelarter och fladdermöss, däribland pärluggla (EN, §4), knipa (§4), salskrake (§4) och skogsduva (§4). Hökuggla (VU, §4) och slaguggla (§4) häckar ofta i högstubbar som brutits av i höjd med ett gammalt spillkråkebo (SLU Artdatabanken, 2026; Skogsstyrelsen, 2016).</w:t>
-      </w:r>
-    </w:p>
-    <w:p>
-      <w:r>
-        <w:rPr>
-          <w:b/>
-        </w:rPr>
-        <w:t>Tallbit (§4)</w:t>
-      </w:r>
-      <w:r>
-        <w:t xml:space="preserve"> ställer höga krav på sin livsmiljö och permanent förekomst av häckande tallbit finns huvudsakligen i gammal grandominerad barrblandskog av naturskogskaraktär. Reviren är relativt stora (12–75 hektar) och arten saknas i områden med storskaligt skogsbruk med hög andel stora hyggen och täta ungskogar. Områden med dokumenterad permanent förekomst har vanligtvis så stora naturvärden att skogsbruk är olämpligt. Tallbit är typisk art för </w:t>
-      </w:r>
-      <w:r>
-        <w:rPr>
-          <w:i/>
-        </w:rPr>
-        <w:t>9010 Taiga</w:t>
-      </w:r>
-      <w:r>
-        <w:t xml:space="preserve"> (SLU Artdatabanken, 2026; Skogsstyrelsen, 2016). Observationer av tallbit i naturskog eller under häckningstid måste alltid utredas.</w:t>
-      </w:r>
-    </w:p>
-    <w:p>
-      <w:r>
-        <w:t>I BILAGA 1 finns mer detaljerad information om ekologi samt krav på livsmiljö hos fridlysta arter.</w:t>
-      </w:r>
-    </w:p>
-    <w:p>
-      <w:pPr>
-        <w:pStyle w:val="Heading2"/>
-      </w:pPr>
-      <w:r>
-        <w:t>Övriga naturvårdsarter</w:t>
+        <w:t>Nedan följer beskrivningar av de naturvårdsarter och fridlysta arter som har sina livsmiljöer och växtplatser i den avverkningsanmälda skogen. Se även ytterligare artfakta i BILAGA 1. De påträffade naturvårdsarterna är ett tydligt kvitto på att det rör sig om en skog med höga naturvärden.</w:t>
       </w:r>
     </w:p>
     <w:p>
@@ -215,6 +126,17 @@
       </w:r>
       <w:r>
         <w:t xml:space="preserve"> (SLU Artdatabanken, 2026).</w:t>
+      </w:r>
+    </w:p>
+    <w:p>
+      <w:r>
+        <w:rPr>
+          <w:b/>
+        </w:rPr>
+        <w:t>Mjölig dropplav (VU)</w:t>
+      </w:r>
+      <w:r>
+        <w:t xml:space="preserve"> växer på gamla granar i boreala granskogar med lång trädkontinuitet och hög luftfuktighet. Avverkning liksom även kraftig utglesning av skog på eller i omedelbar närhet av lokalerna utgör ett hot. Bördiga sumpgranskogar med hög och jämn luftfuktighet bör inte avverkas (SLU Artdatabanken, 2026).</w:t>
       </w:r>
     </w:p>
     <w:p>
@@ -278,10 +200,70 @@
         <w:rPr>
           <w:b/>
         </w:rPr>
-        <w:t>Mjölig dropplav (VU)</w:t>
+        <w:t>Spillkråka (§4)</w:t>
       </w:r>
       <w:r>
-        <w:t xml:space="preserve"> växer på gamla granar i boreala granskogar med lång trädkontinuitet och hög luftfuktighet. Avverkning liksom även kraftig utglesning av skog på eller i omedelbar närhet av lokalerna utgör ett hot. Bördiga sumpgranskogar med hög och jämn luftfuktighet bör inte avverkas (SLU Artdatabanken, 2026).</w:t>
+        <w:t xml:space="preserve"> omfattas av bilaga 1 i EU:s fågeldirektiv och är typisk art för </w:t>
+      </w:r>
+      <w:r>
+        <w:rPr>
+          <w:i/>
+        </w:rPr>
+        <w:t xml:space="preserve">9010 Taiga </w:t>
+      </w:r>
+      <w:r>
+        <w:t>och</w:t>
+      </w:r>
+      <w:r>
+        <w:rPr>
+          <w:i/>
+        </w:rPr>
+        <w:t xml:space="preserve"> 9740 Skogsbevuxen myr</w:t>
+      </w:r>
+      <w:r>
+        <w:t>. Den behöver grova träd, främst tall, asp och bok som boträd. Skogsbruk med korta omloppstider och täta, homogena ungskogar utgör det största hotet. Spillkråka är en nyckelart i skogliga miljöer vars övergivna bohål utnyttjas av flera andra hålhäckande fågelarter och fladdermöss, däribland pärluggla (EN, §4), knipa (§4), salskrake (§4) och skogsduva (§4). Hökuggla (VU, §4) och slaguggla (§4) häckar ofta i högstubbar som brutits av i höjd med ett gammalt spillkråkebo (SLU Artdatabanken, 2026; Skogsstyrelsen, 2016).</w:t>
+      </w:r>
+    </w:p>
+    <w:p>
+      <w:r>
+        <w:rPr>
+          <w:b/>
+        </w:rPr>
+        <w:t>Tallbit (§4)</w:t>
+      </w:r>
+      <w:r>
+        <w:t xml:space="preserve"> ställer höga krav på sin livsmiljö och permanent förekomst av häckande tallbit finns huvudsakligen i gammal grandominerad barrblandskog av naturskogskaraktär. Reviren är relativt stora (12–75 hektar) och arten saknas i områden med storskaligt skogsbruk med hög andel stora hyggen och täta ungskogar. Områden med dokumenterad permanent förekomst har vanligtvis så stora naturvärden att skogsbruk är olämpligt. Tallbit är typisk art för </w:t>
+      </w:r>
+      <w:r>
+        <w:rPr>
+          <w:i/>
+        </w:rPr>
+        <w:t>9010 Taiga</w:t>
+      </w:r>
+      <w:r>
+        <w:t xml:space="preserve"> (SLU Artdatabanken, 2026; Skogsstyrelsen, 2016). Observationer av tallbit i naturskog eller under häckningstid måste alltid utredas.</w:t>
+      </w:r>
+    </w:p>
+    <w:p>
+      <w:pPr>
+        <w:pStyle w:val="Heading1"/>
+      </w:pPr>
+      <w:r>
+        <w:t>EU:s fågeldirektiv</w:t>
+      </w:r>
+    </w:p>
+    <w:p>
+      <w:r>
+        <w:t xml:space="preserve">Europeiska unionens medlemsländer är skyldiga att agera i enlighet med EU:s fågeldirektiv där det uttryckligen står att direktivet gäller för fåglar samt för deras ägg, bon och </w:t>
+      </w:r>
+      <w:r>
+        <w:rPr>
+          <w:b/>
+        </w:rPr>
+        <w:t xml:space="preserve">livsmiljöer </w:t>
+      </w:r>
+      <w:r>
+        <w:t>(artikel 1). Vidare att de åtgärder som vidtas inte får leda till en försämring av den nuvarande situationen beträffande bevarandet av de fågelarter som avses i artikel 1 (artikel 13). Fågeldirektivet är styrande för tillsynsansvariga myndigheters ärendehantering, ställningstaganden och beslutsfattande.</w:t>
       </w:r>
     </w:p>
     <w:p>
@@ -663,7 +645,7 @@
     <w:r>
       <w:tab/>
       <w:tab/>
-      <w:t>2026-06-20</w:t>
+      <w:t>2026-06-21</w:t>
       <w:br/>
       <w:br/>
     </w:r>

--- a/tillsyn/A 63363-2025 tillsynsbegäran.docx
+++ b/tillsyn/A 63363-2025 tillsynsbegäran.docx
@@ -645,7 +645,7 @@
     <w:r>
       <w:tab/>
       <w:tab/>
-      <w:t>2026-06-21</w:t>
+      <w:t>2026-06-22</w:t>
       <w:br/>
       <w:br/>
     </w:r>

--- a/tillsyn/A 63363-2025 tillsynsbegäran.docx
+++ b/tillsyn/A 63363-2025 tillsynsbegäran.docx
@@ -645,7 +645,7 @@
     <w:r>
       <w:tab/>
       <w:tab/>
-      <w:t>2026-06-22</w:t>
+      <w:t>2026-06-23</w:t>
       <w:br/>
       <w:br/>
     </w:r>

--- a/tillsyn/A 63363-2025 tillsynsbegäran.docx
+++ b/tillsyn/A 63363-2025 tillsynsbegäran.docx
@@ -645,7 +645,7 @@
     <w:r>
       <w:tab/>
       <w:tab/>
-      <w:t>2026-06-23</w:t>
+      <w:t>2026-06-24</w:t>
       <w:br/>
       <w:br/>
     </w:r>

--- a/tillsyn/A 63363-2025 tillsynsbegäran.docx
+++ b/tillsyn/A 63363-2025 tillsynsbegäran.docx
@@ -645,7 +645,7 @@
     <w:r>
       <w:tab/>
       <w:tab/>
-      <w:t>2026-06-24</w:t>
+      <w:t>2026-06-25</w:t>
       <w:br/>
       <w:br/>
     </w:r>

--- a/tillsyn/A 63363-2025 tillsynsbegäran.docx
+++ b/tillsyn/A 63363-2025 tillsynsbegäran.docx
@@ -645,7 +645,7 @@
     <w:r>
       <w:tab/>
       <w:tab/>
-      <w:t>2026-06-25</w:t>
+      <w:t>2026-06-26</w:t>
       <w:br/>
       <w:br/>
     </w:r>

--- a/tillsyn/A 63363-2025 tillsynsbegäran.docx
+++ b/tillsyn/A 63363-2025 tillsynsbegäran.docx
@@ -645,7 +645,7 @@
     <w:r>
       <w:tab/>
       <w:tab/>
-      <w:t>2026-06-26</w:t>
+      <w:t>2026-06-27</w:t>
       <w:br/>
       <w:br/>
     </w:r>

--- a/tillsyn/A 63363-2025 tillsynsbegäran.docx
+++ b/tillsyn/A 63363-2025 tillsynsbegäran.docx
@@ -645,7 +645,7 @@
     <w:r>
       <w:tab/>
       <w:tab/>
-      <w:t>2026-06-27</w:t>
+      <w:t>2026-06-28</w:t>
       <w:br/>
       <w:br/>
     </w:r>

--- a/tillsyn/A 63363-2025 tillsynsbegäran.docx
+++ b/tillsyn/A 63363-2025 tillsynsbegäran.docx
@@ -645,7 +645,7 @@
     <w:r>
       <w:tab/>
       <w:tab/>
-      <w:t>2026-06-28</w:t>
+      <w:t>2026-06-29</w:t>
       <w:br/>
       <w:br/>
     </w:r>

--- a/tillsyn/A 63363-2025 tillsynsbegäran.docx
+++ b/tillsyn/A 63363-2025 tillsynsbegäran.docx
@@ -645,7 +645,7 @@
     <w:r>
       <w:tab/>
       <w:tab/>
-      <w:t>2026-06-29</w:t>
+      <w:t>2026-06-30</w:t>
       <w:br/>
       <w:br/>
     </w:r>

--- a/tillsyn/A 63363-2025 tillsynsbegäran.docx
+++ b/tillsyn/A 63363-2025 tillsynsbegäran.docx
@@ -645,7 +645,7 @@
     <w:r>
       <w:tab/>
       <w:tab/>
-      <w:t>2026-06-30</w:t>
+      <w:t>2026-07-01</w:t>
       <w:br/>
       <w:br/>
     </w:r>

--- a/tillsyn/A 63363-2025 tillsynsbegäran.docx
+++ b/tillsyn/A 63363-2025 tillsynsbegäran.docx
@@ -645,7 +645,7 @@
     <w:r>
       <w:tab/>
       <w:tab/>
-      <w:t>2026-07-01</w:t>
+      <w:t>2026-07-02</w:t>
       <w:br/>
       <w:br/>
     </w:r>

--- a/tillsyn/A 63363-2025 tillsynsbegäran.docx
+++ b/tillsyn/A 63363-2025 tillsynsbegäran.docx
@@ -645,7 +645,7 @@
     <w:r>
       <w:tab/>
       <w:tab/>
-      <w:t>2026-07-13</w:t>
+      <w:t>2026-07-14</w:t>
       <w:br/>
       <w:br/>
     </w:r>

--- a/tillsyn/A 63363-2025 tillsynsbegäran.docx
+++ b/tillsyn/A 63363-2025 tillsynsbegäran.docx
@@ -645,7 +645,7 @@
     <w:r>
       <w:tab/>
       <w:tab/>
-      <w:t>2026-07-14</w:t>
+      <w:t>2026-07-15</w:t>
       <w:br/>
       <w:br/>
     </w:r>

--- a/tillsyn/A 63363-2025 tillsynsbegäran.docx
+++ b/tillsyn/A 63363-2025 tillsynsbegäran.docx
@@ -645,7 +645,7 @@
     <w:r>
       <w:tab/>
       <w:tab/>
-      <w:t>2026-07-15</w:t>
+      <w:t>2026-07-16</w:t>
       <w:br/>
       <w:br/>
     </w:r>

--- a/tillsyn/A 63363-2025 tillsynsbegäran.docx
+++ b/tillsyn/A 63363-2025 tillsynsbegäran.docx
@@ -645,7 +645,7 @@
     <w:r>
       <w:tab/>
       <w:tab/>
-      <w:t>2026-07-16</w:t>
+      <w:t>2026-07-17</w:t>
       <w:br/>
       <w:br/>
     </w:r>

--- a/tillsyn/A 63363-2025 tillsynsbegäran.docx
+++ b/tillsyn/A 63363-2025 tillsynsbegäran.docx
@@ -645,7 +645,7 @@
     <w:r>
       <w:tab/>
       <w:tab/>
-      <w:t>2026-07-17</w:t>
+      <w:t>2026-07-18</w:t>
       <w:br/>
       <w:br/>
     </w:r>

--- a/tillsyn/A 63363-2025 tillsynsbegäran.docx
+++ b/tillsyn/A 63363-2025 tillsynsbegäran.docx
@@ -645,7 +645,7 @@
     <w:r>
       <w:tab/>
       <w:tab/>
-      <w:t>2026-07-18</w:t>
+      <w:t>2026-07-19</w:t>
       <w:br/>
       <w:br/>
     </w:r>

--- a/tillsyn/A 63363-2025 tillsynsbegäran.docx
+++ b/tillsyn/A 63363-2025 tillsynsbegäran.docx
@@ -645,7 +645,7 @@
     <w:r>
       <w:tab/>
       <w:tab/>
-      <w:t>2026-07-19</w:t>
+      <w:t>2026-07-20</w:t>
       <w:br/>
       <w:br/>
     </w:r>

--- a/tillsyn/A 63363-2025 tillsynsbegäran.docx
+++ b/tillsyn/A 63363-2025 tillsynsbegäran.docx
@@ -645,7 +645,7 @@
     <w:r>
       <w:tab/>
       <w:tab/>
-      <w:t>2026-07-20</w:t>
+      <w:t>2026-07-21</w:t>
       <w:br/>
       <w:br/>
     </w:r>

--- a/tillsyn/A 63363-2025 tillsynsbegäran.docx
+++ b/tillsyn/A 63363-2025 tillsynsbegäran.docx
@@ -645,7 +645,7 @@
     <w:r>
       <w:tab/>
       <w:tab/>
-      <w:t>2026-07-21</w:t>
+      <w:t>2026-07-22</w:t>
       <w:br/>
       <w:br/>
     </w:r>

--- a/tillsyn/A 63363-2025 tillsynsbegäran.docx
+++ b/tillsyn/A 63363-2025 tillsynsbegäran.docx
@@ -645,7 +645,7 @@
     <w:r>
       <w:tab/>
       <w:tab/>
-      <w:t>2026-07-22</w:t>
+      <w:t>2026-07-23</w:t>
       <w:br/>
       <w:br/>
     </w:r>

--- a/tillsyn/A 63363-2025 tillsynsbegäran.docx
+++ b/tillsyn/A 63363-2025 tillsynsbegäran.docx
@@ -645,7 +645,7 @@
     <w:r>
       <w:tab/>
       <w:tab/>
-      <w:t>2026-07-23</w:t>
+      <w:t>2026-07-24</w:t>
       <w:br/>
       <w:br/>
     </w:r>

--- a/tillsyn/A 63363-2025 tillsynsbegäran.docx
+++ b/tillsyn/A 63363-2025 tillsynsbegäran.docx
@@ -645,7 +645,7 @@
     <w:r>
       <w:tab/>
       <w:tab/>
-      <w:t>2026-07-24</w:t>
+      <w:t>2026-07-25</w:t>
       <w:br/>
       <w:br/>
     </w:r>

--- a/tillsyn/A 63363-2025 tillsynsbegäran.docx
+++ b/tillsyn/A 63363-2025 tillsynsbegäran.docx
@@ -645,7 +645,7 @@
     <w:r>
       <w:tab/>
       <w:tab/>
-      <w:t>2026-07-25</w:t>
+      <w:t>2026-07-26</w:t>
       <w:br/>
       <w:br/>
     </w:r>

--- a/tillsyn/A 63363-2025 tillsynsbegäran.docx
+++ b/tillsyn/A 63363-2025 tillsynsbegäran.docx
@@ -645,7 +645,7 @@
     <w:r>
       <w:tab/>
       <w:tab/>
-      <w:t>2026-07-26</w:t>
+      <w:t>2026-07-27</w:t>
       <w:br/>
       <w:br/>
     </w:r>

--- a/tillsyn/A 63363-2025 tillsynsbegäran.docx
+++ b/tillsyn/A 63363-2025 tillsynsbegäran.docx
@@ -645,7 +645,7 @@
     <w:r>
       <w:tab/>
       <w:tab/>
-      <w:t>2026-07-27</w:t>
+      <w:t>2026-07-28</w:t>
       <w:br/>
       <w:br/>
     </w:r>

--- a/tillsyn/A 63363-2025 tillsynsbegäran.docx
+++ b/tillsyn/A 63363-2025 tillsynsbegäran.docx
@@ -645,7 +645,7 @@
     <w:r>
       <w:tab/>
       <w:tab/>
-      <w:t>2026-07-28</w:t>
+      <w:t>2026-07-29</w:t>
       <w:br/>
       <w:br/>
     </w:r>

--- a/tillsyn/A 63363-2025 tillsynsbegäran.docx
+++ b/tillsyn/A 63363-2025 tillsynsbegäran.docx
@@ -645,7 +645,7 @@
     <w:r>
       <w:tab/>
       <w:tab/>
-      <w:t>2026-07-29</w:t>
+      <w:t>2026-07-30</w:t>
       <w:br/>
       <w:br/>
     </w:r>

--- a/tillsyn/A 63363-2025 tillsynsbegäran.docx
+++ b/tillsyn/A 63363-2025 tillsynsbegäran.docx
@@ -645,7 +645,7 @@
     <w:r>
       <w:tab/>
       <w:tab/>
-      <w:t>2026-07-30</w:t>
+      <w:t>2026-07-31</w:t>
       <w:br/>
       <w:br/>
     </w:r>

--- a/tillsyn/A 63363-2025 tillsynsbegäran.docx
+++ b/tillsyn/A 63363-2025 tillsynsbegäran.docx
@@ -645,7 +645,7 @@
     <w:r>
       <w:tab/>
       <w:tab/>
-      <w:t>2026-07-31</w:t>
+      <w:t>2026-08-01</w:t>
       <w:br/>
       <w:br/>
     </w:r>

--- a/tillsyn/A 63363-2025 tillsynsbegäran.docx
+++ b/tillsyn/A 63363-2025 tillsynsbegäran.docx
@@ -645,7 +645,7 @@
     <w:r>
       <w:tab/>
       <w:tab/>
-      <w:t>2026-08-01</w:t>
+      <w:t>2026-08-02</w:t>
       <w:br/>
       <w:br/>
     </w:r>

--- a/tillsyn/A 63363-2025 tillsynsbegäran.docx
+++ b/tillsyn/A 63363-2025 tillsynsbegäran.docx
@@ -645,7 +645,7 @@
     <w:r>
       <w:tab/>
       <w:tab/>
-      <w:t>2026-08-02</w:t>
+      <w:t>2026-08-03</w:t>
       <w:br/>
       <w:br/>
     </w:r>

--- a/tillsyn/A 63363-2025 tillsynsbegäran.docx
+++ b/tillsyn/A 63363-2025 tillsynsbegäran.docx
@@ -645,7 +645,7 @@
     <w:r>
       <w:tab/>
       <w:tab/>
-      <w:t>2026-08-03</w:t>
+      <w:t>2026-08-05</w:t>
       <w:br/>
       <w:br/>
     </w:r>

--- a/tillsyn/A 63363-2025 tillsynsbegäran.docx
+++ b/tillsyn/A 63363-2025 tillsynsbegäran.docx
@@ -645,7 +645,7 @@
     <w:r>
       <w:tab/>
       <w:tab/>
-      <w:t>2026-08-05</w:t>
+      <w:t>2026-08-07</w:t>
       <w:br/>
       <w:br/>
     </w:r>

--- a/tillsyn/A 63363-2025 tillsynsbegäran.docx
+++ b/tillsyn/A 63363-2025 tillsynsbegäran.docx
@@ -645,7 +645,7 @@
     <w:r>
       <w:tab/>
       <w:tab/>
-      <w:t>2026-08-07</w:t>
+      <w:t>2026-08-08</w:t>
       <w:br/>
       <w:br/>
     </w:r>

--- a/tillsyn/A 63363-2025 tillsynsbegäran.docx
+++ b/tillsyn/A 63363-2025 tillsynsbegäran.docx
@@ -60,7 +60,7 @@
         <w:spacing w:after="240"/>
       </w:pPr>
       <w:r>
-        <w:t>Figur 1. Fyndplatser för naturvårdsarter i och inom 8 meter från avverkningsanmälan. Markörer utan svart kant är placerade på fyndplatsen. Markörer med svart kant är placerade vid sidan av fyndplatsen har ett svart streck som visar fyndplatsens exakta position. Kartans mittpunktskoordinat är N 7048668, E 397961 i SWEREF 99 TM.</w:t>
+        <w:t>Figur 1. Fyndplatser för naturvårdsarter i och inom 8 meter från avverkningsanmälan. Markörer utan svart kant är placerade på fyndplatsen. Markörer med svart kant är placerade vid sidan av fyndplatsen och har ett svart streck som visar fyndplatsens exakta position. Kartans mittpunktskoordinat är N 7048668, E 397961 i SWEREF 99 TM.</w:t>
       </w:r>
     </w:p>
     <w:p>
@@ -645,7 +645,7 @@
     <w:r>
       <w:tab/>
       <w:tab/>
-      <w:t>2026-08-14</w:t>
+      <w:t>2026-08-15</w:t>
       <w:br/>
       <w:br/>
     </w:r>

--- a/tillsyn/A 63363-2025 tillsynsbegäran.docx
+++ b/tillsyn/A 63363-2025 tillsynsbegäran.docx
@@ -645,7 +645,7 @@
     <w:r>
       <w:tab/>
       <w:tab/>
-      <w:t>2026-08-15</w:t>
+      <w:t>2026-08-16</w:t>
       <w:br/>
       <w:br/>
     </w:r>

--- a/tillsyn/A 63363-2025 tillsynsbegäran.docx
+++ b/tillsyn/A 63363-2025 tillsynsbegäran.docx
@@ -645,7 +645,7 @@
     <w:r>
       <w:tab/>
       <w:tab/>
-      <w:t>2026-08-16</w:t>
+      <w:t>2026-08-17</w:t>
       <w:br/>
       <w:br/>
     </w:r>

--- a/tillsyn/A 63363-2025 tillsynsbegäran.docx
+++ b/tillsyn/A 63363-2025 tillsynsbegäran.docx
@@ -645,7 +645,7 @@
     <w:r>
       <w:tab/>
       <w:tab/>
-      <w:t>2026-08-17</w:t>
+      <w:t>2026-08-18</w:t>
       <w:br/>
       <w:br/>
     </w:r>

--- a/tillsyn/A 63363-2025 tillsynsbegäran.docx
+++ b/tillsyn/A 63363-2025 tillsynsbegäran.docx
@@ -645,7 +645,7 @@
     <w:r>
       <w:tab/>
       <w:tab/>
-      <w:t>2026-08-18</w:t>
+      <w:t>2026-08-19</w:t>
       <w:br/>
       <w:br/>
     </w:r>

--- a/tillsyn/A 63363-2025 tillsynsbegäran.docx
+++ b/tillsyn/A 63363-2025 tillsynsbegäran.docx
@@ -645,7 +645,7 @@
     <w:r>
       <w:tab/>
       <w:tab/>
-      <w:t>2026-08-19</w:t>
+      <w:t>2026-08-20</w:t>
       <w:br/>
       <w:br/>
     </w:r>

--- a/tillsyn/A 63363-2025 tillsynsbegäran.docx
+++ b/tillsyn/A 63363-2025 tillsynsbegäran.docx
@@ -645,7 +645,7 @@
     <w:r>
       <w:tab/>
       <w:tab/>
-      <w:t>2026-08-20</w:t>
+      <w:t>2026-08-21</w:t>
       <w:br/>
       <w:br/>
     </w:r>

--- a/tillsyn/A 63363-2025 tillsynsbegäran.docx
+++ b/tillsyn/A 63363-2025 tillsynsbegäran.docx
@@ -645,7 +645,7 @@
     <w:r>
       <w:tab/>
       <w:tab/>
-      <w:t>2026-08-21</w:t>
+      <w:t>2026-08-22</w:t>
       <w:br/>
       <w:br/>
     </w:r>

--- a/tillsyn/A 63363-2025 tillsynsbegäran.docx
+++ b/tillsyn/A 63363-2025 tillsynsbegäran.docx
@@ -645,7 +645,7 @@
     <w:r>
       <w:tab/>
       <w:tab/>
-      <w:t>2026-08-22</w:t>
+      <w:t>2026-08-23</w:t>
       <w:br/>
       <w:br/>
     </w:r>

--- a/tillsyn/A 63363-2025 tillsynsbegäran.docx
+++ b/tillsyn/A 63363-2025 tillsynsbegäran.docx
@@ -645,7 +645,7 @@
     <w:r>
       <w:tab/>
       <w:tab/>
-      <w:t>2026-08-23</w:t>
+      <w:t>2026-08-24</w:t>
       <w:br/>
       <w:br/>
     </w:r>

--- a/tillsyn/A 63363-2025 tillsynsbegäran.docx
+++ b/tillsyn/A 63363-2025 tillsynsbegäran.docx
@@ -645,7 +645,7 @@
     <w:r>
       <w:tab/>
       <w:tab/>
-      <w:t>2026-08-24</w:t>
+      <w:t>2026-08-25</w:t>
       <w:br/>
       <w:br/>
     </w:r>

--- a/tillsyn/A 63363-2025 tillsynsbegäran.docx
+++ b/tillsyn/A 63363-2025 tillsynsbegäran.docx
@@ -645,7 +645,7 @@
     <w:r>
       <w:tab/>
       <w:tab/>
-      <w:t>2026-08-25</w:t>
+      <w:t>2026-08-26</w:t>
       <w:br/>
       <w:br/>
     </w:r>

--- a/tillsyn/A 63363-2025 tillsynsbegäran.docx
+++ b/tillsyn/A 63363-2025 tillsynsbegäran.docx
@@ -645,7 +645,7 @@
     <w:r>
       <w:tab/>
       <w:tab/>
-      <w:t>2026-08-26</w:t>
+      <w:t>2026-08-27</w:t>
       <w:br/>
       <w:br/>
     </w:r>

--- a/tillsyn/A 63363-2025 tillsynsbegäran.docx
+++ b/tillsyn/A 63363-2025 tillsynsbegäran.docx
@@ -645,7 +645,7 @@
     <w:r>
       <w:tab/>
       <w:tab/>
-      <w:t>2026-08-27</w:t>
+      <w:t>2026-08-28</w:t>
       <w:br/>
       <w:br/>
     </w:r>

--- a/tillsyn/A 63363-2025 tillsynsbegäran.docx
+++ b/tillsyn/A 63363-2025 tillsynsbegäran.docx
@@ -645,7 +645,7 @@
     <w:r>
       <w:tab/>
       <w:tab/>
-      <w:t>2026-08-28</w:t>
+      <w:t>2026-08-29</w:t>
       <w:br/>
       <w:br/>
     </w:r>

--- a/tillsyn/A 63363-2025 tillsynsbegäran.docx
+++ b/tillsyn/A 63363-2025 tillsynsbegäran.docx
@@ -645,7 +645,7 @@
     <w:r>
       <w:tab/>
       <w:tab/>
-      <w:t>2026-08-29</w:t>
+      <w:t>2026-08-31</w:t>
       <w:br/>
       <w:br/>
     </w:r>

--- a/tillsyn/A 63363-2025 tillsynsbegäran.docx
+++ b/tillsyn/A 63363-2025 tillsynsbegäran.docx
@@ -645,7 +645,7 @@
     <w:r>
       <w:tab/>
       <w:tab/>
-      <w:t>2026-08-31</w:t>
+      <w:t>2026-09-01</w:t>
       <w:br/>
       <w:br/>
     </w:r>

--- a/tillsyn/A 63363-2025 tillsynsbegäran.docx
+++ b/tillsyn/A 63363-2025 tillsynsbegäran.docx
@@ -645,7 +645,7 @@
     <w:r>
       <w:tab/>
       <w:tab/>
-      <w:t>2026-09-01</w:t>
+      <w:t>2026-09-02</w:t>
       <w:br/>
       <w:br/>
     </w:r>

--- a/tillsyn/A 63363-2025 tillsynsbegäran.docx
+++ b/tillsyn/A 63363-2025 tillsynsbegäran.docx
@@ -645,7 +645,7 @@
     <w:r>
       <w:tab/>
       <w:tab/>
-      <w:t>2026-09-02</w:t>
+      <w:t>2026-09-03</w:t>
       <w:br/>
       <w:br/>
     </w:r>

--- a/tillsyn/A 63363-2025 tillsynsbegäran.docx
+++ b/tillsyn/A 63363-2025 tillsynsbegäran.docx
@@ -645,7 +645,7 @@
     <w:r>
       <w:tab/>
       <w:tab/>
-      <w:t>2026-09-03</w:t>
+      <w:t>2026-09-04</w:t>
       <w:br/>
       <w:br/>
     </w:r>

--- a/tillsyn/A 63363-2025 tillsynsbegäran.docx
+++ b/tillsyn/A 63363-2025 tillsynsbegäran.docx
@@ -645,7 +645,7 @@
     <w:r>
       <w:tab/>
       <w:tab/>
-      <w:t>2026-09-04</w:t>
+      <w:t>2026-09-05</w:t>
       <w:br/>
       <w:br/>
     </w:r>

--- a/tillsyn/A 63363-2025 tillsynsbegäran.docx
+++ b/tillsyn/A 63363-2025 tillsynsbegäran.docx
@@ -645,7 +645,7 @@
     <w:r>
       <w:tab/>
       <w:tab/>
-      <w:t>2026-09-05</w:t>
+      <w:t>2026-09-06</w:t>
       <w:br/>
       <w:br/>
     </w:r>

--- a/tillsyn/A 63363-2025 tillsynsbegäran.docx
+++ b/tillsyn/A 63363-2025 tillsynsbegäran.docx
@@ -645,7 +645,7 @@
     <w:r>
       <w:tab/>
       <w:tab/>
-      <w:t>2026-09-06</w:t>
+      <w:t>2026-09-07</w:t>
       <w:br/>
       <w:br/>
     </w:r>

--- a/tillsyn/A 63363-2025 tillsynsbegäran.docx
+++ b/tillsyn/A 63363-2025 tillsynsbegäran.docx
@@ -645,7 +645,7 @@
     <w:r>
       <w:tab/>
       <w:tab/>
-      <w:t>2026-09-07</w:t>
+      <w:t>2026-09-08</w:t>
       <w:br/>
       <w:br/>
     </w:r>

--- a/tillsyn/A 63363-2025 tillsynsbegäran.docx
+++ b/tillsyn/A 63363-2025 tillsynsbegäran.docx
@@ -645,7 +645,7 @@
     <w:r>
       <w:tab/>
       <w:tab/>
-      <w:t>2026-09-08</w:t>
+      <w:t>2026-09-09</w:t>
       <w:br/>
       <w:br/>
     </w:r>

--- a/tillsyn/A 63363-2025 tillsynsbegäran.docx
+++ b/tillsyn/A 63363-2025 tillsynsbegäran.docx
@@ -645,7 +645,7 @@
     <w:r>
       <w:tab/>
       <w:tab/>
-      <w:t>2026-09-09</w:t>
+      <w:t>2026-09-10</w:t>
       <w:br/>
       <w:br/>
     </w:r>

--- a/tillsyn/A 63363-2025 tillsynsbegäran.docx
+++ b/tillsyn/A 63363-2025 tillsynsbegäran.docx
@@ -645,7 +645,7 @@
     <w:r>
       <w:tab/>
       <w:tab/>
-      <w:t>2026-09-10</w:t>
+      <w:t>2026-09-11</w:t>
       <w:br/>
       <w:br/>
     </w:r>

--- a/tillsyn/A 63363-2025 tillsynsbegäran.docx
+++ b/tillsyn/A 63363-2025 tillsynsbegäran.docx
@@ -645,7 +645,7 @@
     <w:r>
       <w:tab/>
       <w:tab/>
-      <w:t>2026-09-11</w:t>
+      <w:t>2026-09-12</w:t>
       <w:br/>
       <w:br/>
     </w:r>

--- a/tillsyn/A 63363-2025 tillsynsbegäran.docx
+++ b/tillsyn/A 63363-2025 tillsynsbegäran.docx
@@ -645,7 +645,7 @@
     <w:r>
       <w:tab/>
       <w:tab/>
-      <w:t>2026-09-12</w:t>
+      <w:t>2026-09-13</w:t>
       <w:br/>
       <w:br/>
     </w:r>
